--- a/数据结构2015-题库.docx
+++ b/数据结构2015-题库.docx
@@ -17,6 +17,12 @@
       <w:r>
         <w:br/>
       </w:r>
+      <w:r>
+        <w:rPr>
+          <w:rFonts w:hint="eastAsia"/>
+        </w:rPr>
+        <w:t xml:space="preserve">单项选择题与综合应用题详解</w:t>
+      </w:r>
     </w:p>
     <w:bookmarkStart w:id="12" w:name="单项选择题"/>
     <w:p>
@@ -327,12 +333,6 @@
         <w:pStyle w:val="BodyText"/>
       </w:pPr>
       <w:r>
-        <w:t xml:space="preserve">2</w:t>
-      </w:r>
-      <w:r>
-        <w:t xml:space="preserve"> </w:t>
-      </w:r>
-      <w:r>
         <w:rPr>
           <w:b/>
           <w:bCs/>
@@ -618,7 +618,7 @@
         <w:rPr>
           <w:rFonts w:hint="eastAsia"/>
         </w:rPr>
-        <w:t xml:space="preserve">程序执行流程：main()调用S(1)，S(1)调用S(0)，S(0)返回0。所以调用栈从栈底到栈顶为：main()</w:t>
+        <w:t xml:space="preserve">程序执行时，main()首先调用S(1)。S(1)因n=1&gt;0，继续递归调用S(0)。S(0)满足n&lt;=0，返回0。函数调用遵循后进先出原则，调用栈从栈底到栈顶依次为：main()</w:t>
       </w:r>
       <w:r>
         <w:t xml:space="preserve"> </w:t>
@@ -687,12 +687,6 @@
         <w:pStyle w:val="BodyText"/>
       </w:pPr>
       <w:r>
-        <w:t xml:space="preserve">2</w:t>
-      </w:r>
-      <w:r>
-        <w:t xml:space="preserve"> </w:t>
-      </w:r>
-      <w:r>
         <w:rPr>
           <w:b/>
           <w:bCs/>
@@ -808,10 +802,79 @@
         <w:rPr>
           <w:rFonts w:hint="eastAsia"/>
         </w:rPr>
-        <w:t xml:space="preserve">先序序列确定了根节点和各子树的节点，但没有确定节点之间的父子关系。对于n个节点的不同二叉树个数是第n个卡塔兰数。对于4个节点，第4个卡塔兰数为C(4)</w:t>
-      </w:r>
-      <w:r>
-        <w:t xml:space="preserve"> = C(8,4)/(4+1) = 70/5 = 14。</w:t>
+        <w:t xml:space="preserve">先序序列固定了根结点a及各子树结点集合，但未确定左右子树划分。具有n个结点的不同二叉树个数为第n个卡塔兰数。对于n=4，第4个卡塔兰数</w:t>
+      </w:r>
+      <m:oMath>
+        <m:sSub>
+          <m:e>
+            <m:r>
+              <m:t>C</m:t>
+            </m:r>
+          </m:e>
+          <m:sub>
+            <m:r>
+              <m:t>4</m:t>
+            </m:r>
+          </m:sub>
+        </m:sSub>
+        <m:r>
+          <m:rPr>
+            <m:sty m:val="p"/>
+          </m:rPr>
+          <m:t>=</m:t>
+        </m:r>
+        <m:f>
+          <m:fPr>
+            <m:type m:val="bar"/>
+          </m:fPr>
+          <m:num>
+            <m:r>
+              <m:t>1</m:t>
+            </m:r>
+          </m:num>
+          <m:den>
+            <m:r>
+              <m:t>5</m:t>
+            </m:r>
+          </m:den>
+        </m:f>
+        <m:d>
+          <m:dPr>
+            <m:begChr m:val="("/>
+            <m:sepChr m:val=""/>
+            <m:endChr m:val=")"/>
+            <m:grow/>
+          </m:dPr>
+          <m:e>
+            <m:f>
+              <m:fPr>
+                <m:type m:val="noBar"/>
+              </m:fPr>
+              <m:num>
+                <m:r>
+                  <m:t>8</m:t>
+                </m:r>
+              </m:num>
+              <m:den>
+                <m:r>
+                  <m:t>4</m:t>
+                </m:r>
+              </m:den>
+            </m:f>
+          </m:e>
+        </m:d>
+        <m:r>
+          <m:rPr>
+            <m:sty m:val="p"/>
+          </m:rPr>
+          <m:t>=</m:t>
+        </m:r>
+        <m:r>
+          <m:t>14</m:t>
+        </m:r>
+      </m:oMath>
+      <w:r>
+        <w:t xml:space="preserve">。</w:t>
       </w:r>
     </w:p>
     <w:p>
@@ -846,12 +909,6 @@
         <w:pStyle w:val="BodyText"/>
       </w:pPr>
       <w:r>
-        <w:t xml:space="preserve">2</w:t>
-      </w:r>
-      <w:r>
-        <w:t xml:space="preserve"> </w:t>
-      </w:r>
-      <w:r>
         <w:rPr>
           <w:b/>
           <w:bCs/>
@@ -1012,16 +1069,7 @@
         <w:rPr>
           <w:rFonts w:hint="eastAsia"/>
         </w:rPr>
-        <w:t xml:space="preserve">在哈夫曼树中，从根到两个叶子节点的路径，在到达分叉点之前应该是相同的。选项A中，两个序列都以24,</w:t>
-      </w:r>
-      <w:r>
-        <w:t xml:space="preserve"> </w:t>
-      </w:r>
-      <w:r>
-        <w:rPr>
-          <w:rFonts w:hint="eastAsia"/>
-        </w:rPr>
-        <w:t xml:space="preserve">10开始，然后分叉到5和7，这符合哈夫曼树的特征。</w:t>
+        <w:t xml:space="preserve">哈夫曼树中，从根到不同叶结点的路径在分叉前权值序列完全相同。选项A中两条路径前两个权值（24,10）相同，随后分叉，符合哈夫曼树结构特征。其他选项在分叉前权值存在差异，不可能属于同一棵哈夫曼树。</w:t>
       </w:r>
     </w:p>
     <w:p>
@@ -1065,12 +1113,6 @@
         <w:pStyle w:val="BodyText"/>
       </w:pPr>
       <w:r>
-        <w:t xml:space="preserve">2</w:t>
-      </w:r>
-      <w:r>
-        <w:t xml:space="preserve"> </w:t>
-      </w:r>
-      <w:r>
         <w:rPr>
           <w:b/>
           <w:bCs/>
@@ -1207,7 +1249,19 @@
         <w:rPr>
           <w:rFonts w:hint="eastAsia"/>
         </w:rPr>
-        <w:t xml:space="preserve">中序遍历得到降序序列，说明对于任意节点，其值大于其右子树的所有节点值，小于其左子树的所有节点值。这意味着树的实际结构与常规BST相反。在这样的树中，最大元素在最左边，且不会有左子树。</w:t>
+        <w:t xml:space="preserve">中序遍历得到降序序列，表明该AVL树满足</w:t>
+      </w:r>
+      <w:r>
+        <w:rPr>
+          <w:rFonts w:hint="eastAsia"/>
+        </w:rPr>
+        <w:t xml:space="preserve">“左子树结点值均大于根结点值，右子树结点值均小于根结点值”</w:t>
+      </w:r>
+      <w:r>
+        <w:rPr>
+          <w:rFonts w:hint="eastAsia"/>
+        </w:rPr>
+        <w:t xml:space="preserve">（与常规BST相反）。在这样的树中，最大元素必然位于最左侧路径的末端，因此其一定无左子树。</w:t>
       </w:r>
     </w:p>
     <w:p>
@@ -1666,7 +1720,7 @@
               <m:rPr>
                 <m:sty m:val="p"/>
               </m:rPr>
-              <m:t>V</m:t>
+              <m:t>v</m:t>
             </m:r>
           </m:e>
           <m:sub>
@@ -1691,24 +1745,18 @@
         <w:pStyle w:val="BodyText"/>
       </w:pPr>
       <w:r>
+        <w:rPr>
+          <w:b/>
+          <w:bCs/>
+        </w:rPr>
+        <w:t xml:space="preserve">A.</w:t>
+      </w:r>
+      <w:r>
+        <w:t xml:space="preserve"> </w:t>
+      </w:r>
+      <w:r>
         <w:t xml:space="preserve">2</w:t>
       </w:r>
-      <w:r>
-        <w:t xml:space="preserve"> </w:t>
-      </w:r>
-      <w:r>
-        <w:rPr>
-          <w:b/>
-          <w:bCs/>
-        </w:rPr>
-        <w:t xml:space="preserve">A.</w:t>
-      </w:r>
-      <w:r>
-        <w:t xml:space="preserve"> </w:t>
-      </w:r>
-      <w:r>
-        <w:t xml:space="preserve">2</w:t>
-      </w:r>
     </w:p>
     <w:p>
       <w:pPr>
@@ -1812,16 +1860,141 @@
         <w:rPr>
           <w:rFonts w:hint="eastAsia"/>
         </w:rPr>
-        <w:t xml:space="preserve">从v0出发，可以依次访问v1、v2、v3，顺序不同会产生不同的遍历序列。从v0可以到达v1、v2、v3，所以有3个邻接点可以选择下一个访问。从v1还可以到达v3，所以可能的遍历序列有：v0,v1,v3,v2;</w:t>
-      </w:r>
-      <w:r>
-        <w:t xml:space="preserve"> v0,v2,v1,v3; v0,v2,v3,v1; </w:t>
-      </w:r>
-      <w:r>
-        <w:rPr>
-          <w:rFonts w:hint="eastAsia"/>
-        </w:rPr>
-        <w:t xml:space="preserve">v0,v3,v1,v2。共4种。</w:t>
+        <w:t xml:space="preserve">从</w:t>
+      </w:r>
+      <m:oMath>
+        <m:sSub>
+          <m:e>
+            <m:r>
+              <m:rPr>
+                <m:sty m:val="p"/>
+              </m:rPr>
+              <m:t>v</m:t>
+            </m:r>
+          </m:e>
+          <m:sub>
+            <m:r>
+              <m:t>0</m:t>
+            </m:r>
+          </m:sub>
+        </m:sSub>
+      </m:oMath>
+      <w:r>
+        <w:rPr>
+          <w:rFonts w:hint="eastAsia"/>
+        </w:rPr>
+        <w:t xml:space="preserve">出发，其邻接点为</w:t>
+      </w:r>
+      <m:oMath>
+        <m:sSub>
+          <m:e>
+            <m:r>
+              <m:rPr>
+                <m:sty m:val="p"/>
+              </m:rPr>
+              <m:t>v</m:t>
+            </m:r>
+          </m:e>
+          <m:sub>
+            <m:r>
+              <m:t>1</m:t>
+            </m:r>
+          </m:sub>
+        </m:sSub>
+        <m:r>
+          <m:rPr>
+            <m:sty m:val="p"/>
+          </m:rPr>
+          <m:t>,</m:t>
+        </m:r>
+        <m:sSub>
+          <m:e>
+            <m:r>
+              <m:rPr>
+                <m:sty m:val="p"/>
+              </m:rPr>
+              <m:t>v</m:t>
+            </m:r>
+          </m:e>
+          <m:sub>
+            <m:r>
+              <m:t>2</m:t>
+            </m:r>
+          </m:sub>
+        </m:sSub>
+        <m:r>
+          <m:rPr>
+            <m:sty m:val="p"/>
+          </m:rPr>
+          <m:t>,</m:t>
+        </m:r>
+        <m:sSub>
+          <m:e>
+            <m:r>
+              <m:rPr>
+                <m:sty m:val="p"/>
+              </m:rPr>
+              <m:t>v</m:t>
+            </m:r>
+          </m:e>
+          <m:sub>
+            <m:r>
+              <m:t>3</m:t>
+            </m:r>
+          </m:sub>
+        </m:sSub>
+      </m:oMath>
+      <w:r>
+        <w:rPr>
+          <w:rFonts w:hint="eastAsia"/>
+        </w:rPr>
+        <w:t xml:space="preserve">，可按不同顺序访问。</w:t>
+      </w:r>
+      <m:oMath>
+        <m:sSub>
+          <m:e>
+            <m:r>
+              <m:rPr>
+                <m:sty m:val="p"/>
+              </m:rPr>
+              <m:t>v</m:t>
+            </m:r>
+          </m:e>
+          <m:sub>
+            <m:r>
+              <m:t>1</m:t>
+            </m:r>
+          </m:sub>
+        </m:sSub>
+      </m:oMath>
+      <w:r>
+        <w:rPr>
+          <w:rFonts w:hint="eastAsia"/>
+        </w:rPr>
+        <w:t xml:space="preserve">还有指向</w:t>
+      </w:r>
+      <m:oMath>
+        <m:sSub>
+          <m:e>
+            <m:r>
+              <m:rPr>
+                <m:sty m:val="p"/>
+              </m:rPr>
+              <m:t>v</m:t>
+            </m:r>
+          </m:e>
+          <m:sub>
+            <m:r>
+              <m:t>3</m:t>
+            </m:r>
+          </m:sub>
+        </m:sSub>
+      </m:oMath>
+      <w:r>
+        <w:rPr>
+          <w:rFonts w:hint="eastAsia"/>
+        </w:rPr>
+        <w:t xml:space="preserve">的边。可能的DFS序列包括：v0-v1-v3-v2、v0-v2-v1-v3、v0-v2-v3-v1、v0-v3-v1-v2等，共4种。</w:t>
       </w:r>
     </w:p>
     <w:p>
@@ -1932,12 +2105,6 @@
         <w:pStyle w:val="FirstParagraph"/>
       </w:pPr>
       <w:r>
-        <w:t xml:space="preserve">2</w:t>
-      </w:r>
-      <w:r>
-        <w:t xml:space="preserve"> </w:t>
-      </w:r>
-      <w:r>
         <w:rPr>
           <w:b/>
           <w:bCs/>
@@ -1977,12 +2144,6 @@
         </m:r>
         <m:sSub>
           <m:e>
-            <m:r>
-              <m:rPr>
-                <m:sty m:val="p"/>
-              </m:rPr>
-              <m:t> </m:t>
-            </m:r>
             <m:r>
               <m:rPr>
                 <m:sty m:val="p"/>
@@ -2054,12 +2215,6 @@
                   <m:rPr>
                     <m:sty m:val="p"/>
                   </m:rPr>
-                  <m:t> </m:t>
-                </m:r>
-                <m:r>
-                  <m:rPr>
-                    <m:sty m:val="p"/>
-                  </m:rPr>
                   <m:t>V</m:t>
                 </m:r>
               </m:e>
@@ -2123,12 +2278,6 @@
                   <m:rPr>
                     <m:sty m:val="p"/>
                   </m:rPr>
-                  <m:t> </m:t>
-                </m:r>
-                <m:r>
-                  <m:rPr>
-                    <m:sty m:val="p"/>
-                  </m:rPr>
                   <m:t>V</m:t>
                 </m:r>
               </m:e>
@@ -2192,12 +2341,6 @@
                   <m:rPr>
                     <m:sty m:val="p"/>
                   </m:rPr>
-                  <m:t> </m:t>
-                </m:r>
-                <m:r>
-                  <m:rPr>
-                    <m:sty m:val="p"/>
-                  </m:rPr>
                   <m:t>V</m:t>
                 </m:r>
               </m:e>
@@ -2273,12 +2416,6 @@
                   <m:rPr>
                     <m:sty m:val="p"/>
                   </m:rPr>
-                  <m:t> </m:t>
-                </m:r>
-                <m:r>
-                  <m:rPr>
-                    <m:sty m:val="p"/>
-                  </m:rPr>
                   <m:t>V</m:t>
                 </m:r>
               </m:e>
@@ -2316,7 +2453,109 @@
         <w:rPr>
           <w:rFonts w:hint="eastAsia"/>
         </w:rPr>
-        <w:t xml:space="preserve">Kruskal算法按边权值从小到大选择边，Prim算法从起始顶点开始逐步扩展。根据图中边的权值，(V1,V4)可能是Kruskal算法第二次选中的边，但不是Prim算法从V4开始的第二次选中的边。</w:t>
+        <w:t xml:space="preserve">Kruskal算法按权值从小到大依次选择不构成回路的边。Prim算法从指定顶点</w:t>
+      </w:r>
+      <m:oMath>
+        <m:sSub>
+          <m:e>
+            <m:r>
+              <m:rPr>
+                <m:sty m:val="p"/>
+              </m:rPr>
+              <m:t>V</m:t>
+            </m:r>
+          </m:e>
+          <m:sub>
+            <m:r>
+              <m:t>4</m:t>
+            </m:r>
+          </m:sub>
+        </m:sSub>
+      </m:oMath>
+      <w:r>
+        <w:rPr>
+          <w:rFonts w:hint="eastAsia"/>
+        </w:rPr>
+        <w:t xml:space="preserve">开始，逐步选择与已选集合相连的最小权值边。根据图中边权值关系，</w:t>
+      </w:r>
+      <m:oMath>
+        <m:r>
+          <m:rPr>
+            <m:sty m:val="p"/>
+          </m:rPr>
+          <m:t>(</m:t>
+        </m:r>
+        <m:sSub>
+          <m:e>
+            <m:r>
+              <m:rPr>
+                <m:sty m:val="p"/>
+              </m:rPr>
+              <m:t>V</m:t>
+            </m:r>
+          </m:e>
+          <m:sub>
+            <m:r>
+              <m:t>1</m:t>
+            </m:r>
+          </m:sub>
+        </m:sSub>
+        <m:r>
+          <m:rPr>
+            <m:sty m:val="p"/>
+          </m:rPr>
+          <m:t>,</m:t>
+        </m:r>
+        <m:sSub>
+          <m:e>
+            <m:r>
+              <m:rPr>
+                <m:sty m:val="p"/>
+              </m:rPr>
+              <m:t>V</m:t>
+            </m:r>
+          </m:e>
+          <m:sub>
+            <m:r>
+              <m:t>4</m:t>
+            </m:r>
+          </m:sub>
+        </m:sSub>
+        <m:r>
+          <m:rPr>
+            <m:sty m:val="p"/>
+          </m:rPr>
+          <m:t>)</m:t>
+        </m:r>
+      </m:oMath>
+      <w:r>
+        <w:rPr>
+          <w:rFonts w:hint="eastAsia"/>
+        </w:rPr>
+        <w:t xml:space="preserve">可能在Kruskal第2次被选中，但在Prim从</w:t>
+      </w:r>
+      <m:oMath>
+        <m:sSub>
+          <m:e>
+            <m:r>
+              <m:rPr>
+                <m:sty m:val="p"/>
+              </m:rPr>
+              <m:t>V</m:t>
+            </m:r>
+          </m:e>
+          <m:sub>
+            <m:r>
+              <m:t>4</m:t>
+            </m:r>
+          </m:sub>
+        </m:sSub>
+      </m:oMath>
+      <w:r>
+        <w:rPr>
+          <w:rFonts w:hint="eastAsia"/>
+        </w:rPr>
+        <w:t xml:space="preserve">开始时并非第2次选中的边。</w:t>
       </w:r>
     </w:p>
     <w:p>
@@ -2351,11 +2590,722 @@
         <w:pStyle w:val="BodyText"/>
       </w:pPr>
       <w:r>
+        <w:rPr>
+          <w:b/>
+          <w:bCs/>
+        </w:rPr>
+        <w:t xml:space="preserve">A.</w:t>
+      </w:r>
+      <w:r>
+        <w:t xml:space="preserve"> </w:t>
+      </w:r>
+      <w:r>
+        <w:t xml:space="preserve">500, 200, 450, 180</w:t>
+      </w:r>
+    </w:p>
+    <w:p>
+      <w:pPr>
+        <w:pStyle w:val="BodyText"/>
+      </w:pPr>
+      <w:r>
+        <w:rPr>
+          <w:b/>
+          <w:bCs/>
+        </w:rPr>
+        <w:t xml:space="preserve">B.</w:t>
+      </w:r>
+      <w:r>
+        <w:t xml:space="preserve"> </w:t>
+      </w:r>
+      <w:r>
+        <w:t xml:space="preserve">450, 200, 180</w:t>
+      </w:r>
+    </w:p>
+    <w:p>
+      <w:pPr>
+        <w:pStyle w:val="BodyText"/>
+      </w:pPr>
+      <w:r>
+        <w:rPr>
+          <w:b/>
+          <w:bCs/>
+        </w:rPr>
+        <w:t xml:space="preserve">C.</w:t>
+      </w:r>
+      <w:r>
+        <w:t xml:space="preserve"> </w:t>
+      </w:r>
+      <w:r>
+        <w:t xml:space="preserve">180, 500, 200, 450</w:t>
+      </w:r>
+    </w:p>
+    <w:p>
+      <w:pPr>
+        <w:pStyle w:val="BodyText"/>
+      </w:pPr>
+      <w:r>
+        <w:rPr>
+          <w:b/>
+          <w:bCs/>
+        </w:rPr>
+        <w:t xml:space="preserve">D.</w:t>
+      </w:r>
+      <w:r>
+        <w:t xml:space="preserve"> </w:t>
+      </w:r>
+      <w:r>
+        <w:t xml:space="preserve">180, 200, 500, 450</w:t>
+      </w:r>
+    </w:p>
+    <w:p>
+      <w:pPr>
+        <w:pStyle w:val="BodyText"/>
+      </w:pPr>
+      <w:r>
+        <w:rPr>
+          <w:rFonts w:hint="eastAsia"/>
+          <w:b/>
+          <w:bCs/>
+        </w:rPr>
+        <w:t xml:space="preserve">[参考答案]</w:t>
+      </w:r>
+      <w:r>
+        <w:br/>
+      </w:r>
+    </w:p>
+    <w:p>
+      <w:pPr>
+        <w:pStyle w:val="BodyText"/>
+      </w:pPr>
+      <w:r>
+        <w:t xml:space="preserve">A. 500, 200, 450, 180</w:t>
+      </w:r>
+    </w:p>
+    <w:p>
+      <w:pPr>
+        <w:pStyle w:val="BodyText"/>
+      </w:pPr>
+      <w:r>
+        <w:rPr>
+          <w:rFonts w:hint="eastAsia"/>
+          <w:b/>
+          <w:bCs/>
+        </w:rPr>
+        <w:t xml:space="preserve">[答案解析]</w:t>
+      </w:r>
+      <w:r>
+        <w:br/>
+      </w:r>
+    </w:p>
+    <w:p>
+      <w:pPr>
+        <w:pStyle w:val="BodyText"/>
+      </w:pPr>
+      <w:r>
+        <w:rPr>
+          <w:rFonts w:hint="eastAsia"/>
+        </w:rPr>
+        <w:t xml:space="preserve">折半查找中，若某次比较后向左子表查找，则后续所有比较的关键字均应小于当前关键字；向右子表查找则均应大于当前关键字。选项A中500→200（向左）后出现450&gt;200，存在矛盾，不可能构成合法比较序列。</w:t>
+      </w:r>
+    </w:p>
+    <w:p>
+      <w:pPr>
+        <w:pStyle w:val="BodyText"/>
+      </w:pPr>
+      <w:r>
+        <w:rPr>
+          <w:rFonts w:hint="eastAsia"/>
+          <w:b/>
+          <w:bCs/>
+        </w:rPr>
+        <w:t xml:space="preserve">[单选题]</w:t>
+      </w:r>
+    </w:p>
+    <w:p>
+      <w:pPr>
+        <w:pStyle w:val="BodyText"/>
+      </w:pPr>
+      <w:r>
+        <w:t xml:space="preserve"> </w:t>
+      </w:r>
+      <w:r>
+        <w:rPr>
+          <w:rFonts w:hint="eastAsia"/>
+        </w:rPr>
+        <w:t xml:space="preserve">已知字符串</w:t>
+      </w:r>
+      <w:r>
+        <w:t xml:space="preserve"> S </w:t>
+      </w:r>
+      <w:r>
+        <w:rPr>
+          <w:rFonts w:hint="eastAsia"/>
+        </w:rPr>
+        <w:t xml:space="preserve">为</w:t>
+      </w:r>
+      <w:r>
+        <w:t xml:space="preserve"> "abaabaabacacaabaabcc", </w:t>
+      </w:r>
+      <w:r>
+        <w:rPr>
+          <w:rFonts w:hint="eastAsia"/>
+        </w:rPr>
+        <w:t xml:space="preserve">模式串</w:t>
+      </w:r>
+      <w:r>
+        <w:t xml:space="preserve"> t </w:t>
+      </w:r>
+      <w:r>
+        <w:rPr>
+          <w:rFonts w:hint="eastAsia"/>
+        </w:rPr>
+        <w:t xml:space="preserve">为</w:t>
+      </w:r>
+      <w:r>
+        <w:t xml:space="preserve"> </w:t>
+      </w:r>
+      <w:r>
+        <w:rPr>
+          <w:rFonts w:hint="eastAsia"/>
+        </w:rPr>
+        <w:t xml:space="preserve">"abaabc"。采用</w:t>
+      </w:r>
+      <w:r>
+        <w:t xml:space="preserve"> KMP </w:t>
+      </w:r>
+      <w:r>
+        <w:rPr>
+          <w:rFonts w:hint="eastAsia"/>
+        </w:rPr>
+        <w:t xml:space="preserve">算法进行匹配,</w:t>
+      </w:r>
+      <w:r>
+        <w:t xml:space="preserve"> </w:t>
+      </w:r>
+      <w:r>
+        <w:rPr>
+          <w:rFonts w:hint="eastAsia"/>
+        </w:rPr>
+        <w:t xml:space="preserve">第一次出现</w:t>
+      </w:r>
+      <w:r>
+        <w:t xml:space="preserve"> </w:t>
+      </w:r>
+      <w:r>
+        <w:rPr>
+          <w:rFonts w:hint="eastAsia"/>
+        </w:rPr>
+        <w:t xml:space="preserve">"失配"</w:t>
+      </w:r>
+      <w:r>
+        <w:t xml:space="preserve"> (s[i] ≠ t[j]) </w:t>
+      </w:r>
+      <w:r>
+        <w:rPr>
+          <w:rFonts w:hint="eastAsia"/>
+        </w:rPr>
+        <w:t xml:space="preserve">时,</w:t>
+      </w:r>
+      <w:r>
+        <w:t xml:space="preserve"> i = j = 5 , </w:t>
+      </w:r>
+      <w:r>
+        <w:rPr>
+          <w:rFonts w:hint="eastAsia"/>
+        </w:rPr>
+        <w:t xml:space="preserve">下次开始匹配时,</w:t>
+      </w:r>
+      <w:r>
+        <w:t xml:space="preserve"> i </w:t>
+      </w:r>
+      <w:r>
+        <w:rPr>
+          <w:rFonts w:hint="eastAsia"/>
+        </w:rPr>
+        <w:t xml:space="preserve">和</w:t>
+      </w:r>
+      <w:r>
+        <w:t xml:space="preserve"> j </w:t>
+      </w:r>
+      <w:r>
+        <w:rPr>
+          <w:rFonts w:hint="eastAsia"/>
+        </w:rPr>
+        <w:t xml:space="preserve">的值分别是</w:t>
+      </w:r>
+    </w:p>
+    <w:p>
+      <w:pPr>
+        <w:pStyle w:val="BodyText"/>
+      </w:pPr>
+      <w:r>
+        <w:rPr>
+          <w:b/>
+          <w:bCs/>
+        </w:rPr>
+        <w:t xml:space="preserve">A.</w:t>
+      </w:r>
+      <w:r>
+        <w:t xml:space="preserve"> </w:t>
+      </w:r>
+      <w:r>
+        <w:t xml:space="preserve">i = 1, j = 0</w:t>
+      </w:r>
+    </w:p>
+    <w:p>
+      <w:pPr>
+        <w:pStyle w:val="BodyText"/>
+      </w:pPr>
+      <w:r>
+        <w:rPr>
+          <w:b/>
+          <w:bCs/>
+        </w:rPr>
+        <w:t xml:space="preserve">B.</w:t>
+      </w:r>
+      <w:r>
+        <w:t xml:space="preserve"> </w:t>
+      </w:r>
+      <w:r>
+        <w:t xml:space="preserve">i = 5, j = 0</w:t>
+      </w:r>
+    </w:p>
+    <w:p>
+      <w:pPr>
+        <w:pStyle w:val="BodyText"/>
+      </w:pPr>
+      <w:r>
+        <w:rPr>
+          <w:b/>
+          <w:bCs/>
+        </w:rPr>
+        <w:t xml:space="preserve">C.</w:t>
+      </w:r>
+      <w:r>
+        <w:t xml:space="preserve"> </w:t>
+      </w:r>
+      <w:r>
+        <w:t xml:space="preserve">i = 5, j = 2</w:t>
+      </w:r>
+    </w:p>
+    <w:p>
+      <w:pPr>
+        <w:pStyle w:val="BodyText"/>
+      </w:pPr>
+      <w:r>
+        <w:rPr>
+          <w:b/>
+          <w:bCs/>
+        </w:rPr>
+        <w:t xml:space="preserve">D.</w:t>
+      </w:r>
+      <w:r>
+        <w:t xml:space="preserve"> </w:t>
+      </w:r>
+      <w:r>
+        <w:t xml:space="preserve">i = 6, j = 2</w:t>
+      </w:r>
+    </w:p>
+    <w:p>
+      <w:pPr>
+        <w:pStyle w:val="BodyText"/>
+      </w:pPr>
+      <w:r>
+        <w:rPr>
+          <w:rFonts w:hint="eastAsia"/>
+          <w:b/>
+          <w:bCs/>
+        </w:rPr>
+        <w:t xml:space="preserve">[参考答案]</w:t>
+      </w:r>
+      <w:r>
+        <w:br/>
+      </w:r>
+    </w:p>
+    <w:p>
+      <w:pPr>
+        <w:pStyle w:val="BodyText"/>
+      </w:pPr>
+      <w:r>
+        <w:t xml:space="preserve">C. i = 5, j = 2</w:t>
+      </w:r>
+    </w:p>
+    <w:p>
+      <w:pPr>
+        <w:pStyle w:val="BodyText"/>
+      </w:pPr>
+      <w:r>
+        <w:rPr>
+          <w:rFonts w:hint="eastAsia"/>
+          <w:b/>
+          <w:bCs/>
+        </w:rPr>
+        <w:t xml:space="preserve">[答案解析]</w:t>
+      </w:r>
+      <w:r>
+        <w:br/>
+      </w:r>
+    </w:p>
+    <w:p>
+      <w:pPr>
+        <w:pStyle w:val="BodyText"/>
+      </w:pPr>
+      <w:r>
+        <w:rPr>
+          <w:rFonts w:hint="eastAsia"/>
+        </w:rPr>
+        <w:t xml:space="preserve">模式串t="abaabc"的next数组为[-1,0,0,1,1,2]。当i=j=5失配时，按照KMP规则，主串指针i保持不变，模式串指针j回退至next[5]=2的位置。因此下次匹配时i=5，j=2。</w:t>
+      </w:r>
+    </w:p>
+    <w:p>
+      <w:pPr>
+        <w:pStyle w:val="BodyText"/>
+      </w:pPr>
+      <w:r>
+        <w:rPr>
+          <w:rFonts w:hint="eastAsia"/>
+          <w:b/>
+          <w:bCs/>
+        </w:rPr>
+        <w:t xml:space="preserve">[单选题]</w:t>
+      </w:r>
+    </w:p>
+    <w:p>
+      <w:pPr>
+        <w:pStyle w:val="BodyText"/>
+      </w:pPr>
+      <w:r>
+        <w:t xml:space="preserve"> </w:t>
+      </w:r>
+      <w:r>
+        <w:rPr>
+          <w:rFonts w:hint="eastAsia"/>
+        </w:rPr>
+        <w:t xml:space="preserve">下列排序算法中，元素的移动次数与关键字的初始排列次序无关的是</w:t>
+      </w:r>
+    </w:p>
+    <w:p>
+      <w:pPr>
+        <w:pStyle w:val="BodyText"/>
+      </w:pPr>
+      <w:r>
+        <w:rPr>
+          <w:b/>
+          <w:bCs/>
+        </w:rPr>
+        <w:t xml:space="preserve">A.</w:t>
+      </w:r>
+      <w:r>
+        <w:t xml:space="preserve"> </w:t>
+      </w:r>
+      <w:r>
+        <w:rPr>
+          <w:rFonts w:hint="eastAsia"/>
+        </w:rPr>
+        <w:t xml:space="preserve">直接插入排序</w:t>
+      </w:r>
+    </w:p>
+    <w:p>
+      <w:pPr>
+        <w:pStyle w:val="BodyText"/>
+      </w:pPr>
+      <w:r>
+        <w:rPr>
+          <w:b/>
+          <w:bCs/>
+        </w:rPr>
+        <w:t xml:space="preserve">B.</w:t>
+      </w:r>
+      <w:r>
+        <w:t xml:space="preserve"> </w:t>
+      </w:r>
+      <w:r>
+        <w:rPr>
+          <w:rFonts w:hint="eastAsia"/>
+        </w:rPr>
+        <w:t xml:space="preserve">起泡排序</w:t>
+      </w:r>
+    </w:p>
+    <w:p>
+      <w:pPr>
+        <w:pStyle w:val="BodyText"/>
+      </w:pPr>
+      <w:r>
+        <w:rPr>
+          <w:b/>
+          <w:bCs/>
+        </w:rPr>
+        <w:t xml:space="preserve">C.</w:t>
+      </w:r>
+      <w:r>
+        <w:t xml:space="preserve"> </w:t>
+      </w:r>
+      <w:r>
+        <w:rPr>
+          <w:rFonts w:hint="eastAsia"/>
+        </w:rPr>
+        <w:t xml:space="preserve">基数排序</w:t>
+      </w:r>
+    </w:p>
+    <w:p>
+      <w:pPr>
+        <w:pStyle w:val="BodyText"/>
+      </w:pPr>
+      <w:r>
+        <w:rPr>
+          <w:b/>
+          <w:bCs/>
+        </w:rPr>
+        <w:t xml:space="preserve">D.</w:t>
+      </w:r>
+      <w:r>
+        <w:t xml:space="preserve"> </w:t>
+      </w:r>
+      <w:r>
+        <w:rPr>
+          <w:rFonts w:hint="eastAsia"/>
+        </w:rPr>
+        <w:t xml:space="preserve">快速排序</w:t>
+      </w:r>
+    </w:p>
+    <w:p>
+      <w:pPr>
+        <w:pStyle w:val="BodyText"/>
+      </w:pPr>
+      <w:r>
+        <w:rPr>
+          <w:rFonts w:hint="eastAsia"/>
+          <w:b/>
+          <w:bCs/>
+        </w:rPr>
+        <w:t xml:space="preserve">[参考答案]</w:t>
+      </w:r>
+      <w:r>
+        <w:br/>
+      </w:r>
+    </w:p>
+    <w:p>
+      <w:pPr>
+        <w:pStyle w:val="BodyText"/>
+      </w:pPr>
+      <w:r>
+        <w:t xml:space="preserve">C. </w:t>
+      </w:r>
+      <w:r>
+        <w:rPr>
+          <w:rFonts w:hint="eastAsia"/>
+        </w:rPr>
+        <w:t xml:space="preserve">基数排序</w:t>
+      </w:r>
+    </w:p>
+    <w:p>
+      <w:pPr>
+        <w:pStyle w:val="BodyText"/>
+      </w:pPr>
+      <w:r>
+        <w:rPr>
+          <w:rFonts w:hint="eastAsia"/>
+          <w:b/>
+          <w:bCs/>
+        </w:rPr>
+        <w:t xml:space="preserve">[答案解析]</w:t>
+      </w:r>
+      <w:r>
+        <w:br/>
+      </w:r>
+    </w:p>
+    <w:p>
+      <w:pPr>
+        <w:pStyle w:val="BodyText"/>
+      </w:pPr>
+      <w:r>
+        <w:rPr>
+          <w:rFonts w:hint="eastAsia"/>
+        </w:rPr>
+        <w:t xml:space="preserve">基数排序通过按位分配和收集，元素的移动次数仅取决于元素个数和基数，与初始排列顺序无关。其他三种排序算法的移动次数均与初始顺序密切相关。</w:t>
+      </w:r>
+    </w:p>
+    <w:p>
+      <w:pPr>
+        <w:pStyle w:val="BodyText"/>
+      </w:pPr>
+      <w:r>
+        <w:rPr>
+          <w:rFonts w:hint="eastAsia"/>
+          <w:b/>
+          <w:bCs/>
+        </w:rPr>
+        <w:t xml:space="preserve">[单选题]</w:t>
+      </w:r>
+    </w:p>
+    <w:p>
+      <w:pPr>
+        <w:pStyle w:val="BodyText"/>
+      </w:pPr>
+      <w:r>
+        <w:t xml:space="preserve"> </w:t>
+      </w:r>
+      <w:r>
+        <w:rPr>
+          <w:rFonts w:hint="eastAsia"/>
+        </w:rPr>
+        <w:t xml:space="preserve">已知小根堆为8,15,10,21,34,16,12，删除关键字8之后需重建堆，在此过程中，关键字之间的比较次数是</w:t>
+      </w:r>
+    </w:p>
+    <w:p>
+      <w:pPr>
+        <w:pStyle w:val="BodyText"/>
+      </w:pPr>
+      <w:r>
+        <w:rPr>
+          <w:b/>
+          <w:bCs/>
+        </w:rPr>
+        <w:t xml:space="preserve">A.</w:t>
+      </w:r>
+      <w:r>
+        <w:t xml:space="preserve"> </w:t>
+      </w:r>
+      <w:r>
+        <w:t xml:space="preserve">1</w:t>
+      </w:r>
+    </w:p>
+    <w:p>
+      <w:pPr>
+        <w:pStyle w:val="BodyText"/>
+      </w:pPr>
+      <w:r>
+        <w:rPr>
+          <w:b/>
+          <w:bCs/>
+        </w:rPr>
+        <w:t xml:space="preserve">B.</w:t>
+      </w:r>
+      <w:r>
+        <w:t xml:space="preserve"> </w:t>
+      </w:r>
+      <w:r>
         <w:t xml:space="preserve">2</w:t>
       </w:r>
-      <w:r>
-        <w:t xml:space="preserve"> </w:t>
-      </w:r>
+    </w:p>
+    <w:p>
+      <w:pPr>
+        <w:pStyle w:val="BodyText"/>
+      </w:pPr>
+      <w:r>
+        <w:rPr>
+          <w:b/>
+          <w:bCs/>
+        </w:rPr>
+        <w:t xml:space="preserve">C.</w:t>
+      </w:r>
+      <w:r>
+        <w:t xml:space="preserve"> </w:t>
+      </w:r>
+      <w:r>
+        <w:t xml:space="preserve">3</w:t>
+      </w:r>
+    </w:p>
+    <w:p>
+      <w:pPr>
+        <w:pStyle w:val="BodyText"/>
+      </w:pPr>
+      <w:r>
+        <w:rPr>
+          <w:b/>
+          <w:bCs/>
+        </w:rPr>
+        <w:t xml:space="preserve">D.</w:t>
+      </w:r>
+      <w:r>
+        <w:t xml:space="preserve"> </w:t>
+      </w:r>
+      <w:r>
+        <w:t xml:space="preserve">4</w:t>
+      </w:r>
+    </w:p>
+    <w:p>
+      <w:pPr>
+        <w:pStyle w:val="BodyText"/>
+      </w:pPr>
+      <w:r>
+        <w:rPr>
+          <w:rFonts w:hint="eastAsia"/>
+          <w:b/>
+          <w:bCs/>
+        </w:rPr>
+        <w:t xml:space="preserve">[参考答案]</w:t>
+      </w:r>
+      <w:r>
+        <w:br/>
+      </w:r>
+    </w:p>
+    <w:p>
+      <w:pPr>
+        <w:pStyle w:val="BodyText"/>
+      </w:pPr>
+      <w:r>
+        <w:t xml:space="preserve">C. 3</w:t>
+      </w:r>
+    </w:p>
+    <w:p>
+      <w:pPr>
+        <w:pStyle w:val="BodyText"/>
+      </w:pPr>
+      <w:r>
+        <w:rPr>
+          <w:rFonts w:hint="eastAsia"/>
+          <w:b/>
+          <w:bCs/>
+        </w:rPr>
+        <w:t xml:space="preserve">[答案解析]</w:t>
+      </w:r>
+      <w:r>
+        <w:br/>
+      </w:r>
+    </w:p>
+    <w:p>
+      <w:pPr>
+        <w:pStyle w:val="BodyText"/>
+      </w:pPr>
+      <w:r>
+        <w:rPr>
+          <w:rFonts w:hint="eastAsia"/>
+        </w:rPr>
+        <w:t xml:space="preserve">删除堆顶8后，将最后一个元素12置于堆顶，然后进行向下调整。12依次与左右孩子比较（涉及10、16、12等），共发生3次有效关键字比较。</w:t>
+      </w:r>
+    </w:p>
+    <w:p>
+      <w:pPr>
+        <w:pStyle w:val="BodyText"/>
+      </w:pPr>
+      <w:r>
+        <w:rPr>
+          <w:rFonts w:hint="eastAsia"/>
+          <w:b/>
+          <w:bCs/>
+        </w:rPr>
+        <w:t xml:space="preserve">[单选题]</w:t>
+      </w:r>
+    </w:p>
+    <w:p>
+      <w:pPr>
+        <w:pStyle w:val="BodyText"/>
+      </w:pPr>
+      <w:r>
+        <w:t xml:space="preserve"> </w:t>
+      </w:r>
+      <w:r>
+        <w:rPr>
+          <w:rFonts w:hint="eastAsia"/>
+        </w:rPr>
+        <w:t xml:space="preserve">希尔排序的组内排序采用的是</w:t>
+      </w:r>
+    </w:p>
+    <w:p>
+      <w:pPr>
+        <w:pStyle w:val="BodyText"/>
+      </w:pPr>
       <w:r>
         <w:rPr>
           <w:b/>
@@ -2367,7 +3317,10 @@
         <w:t xml:space="preserve"> </w:t>
       </w:r>
       <w:r>
-        <w:t xml:space="preserve">500, 200, 450, 180</w:t>
+        <w:rPr>
+          <w:rFonts w:hint="eastAsia"/>
+        </w:rPr>
+        <w:t xml:space="preserve">直接插入排序</w:t>
       </w:r>
     </w:p>
     <w:p>
@@ -2385,7 +3338,10 @@
         <w:t xml:space="preserve"> </w:t>
       </w:r>
       <w:r>
-        <w:t xml:space="preserve">450, 200, 180</w:t>
+        <w:rPr>
+          <w:rFonts w:hint="eastAsia"/>
+        </w:rPr>
+        <w:t xml:space="preserve">折半插入排序</w:t>
       </w:r>
     </w:p>
     <w:p>
@@ -2403,7 +3359,10 @@
         <w:t xml:space="preserve"> </w:t>
       </w:r>
       <w:r>
-        <w:t xml:space="preserve">180, 500, 200, 450</w:t>
+        <w:rPr>
+          <w:rFonts w:hint="eastAsia"/>
+        </w:rPr>
+        <w:t xml:space="preserve">快速排序</w:t>
       </w:r>
     </w:p>
     <w:p>
@@ -2421,7 +3380,10 @@
         <w:t xml:space="preserve"> </w:t>
       </w:r>
       <w:r>
-        <w:t xml:space="preserve">180, 200, 500, 450</w:t>
+        <w:rPr>
+          <w:rFonts w:hint="eastAsia"/>
+        </w:rPr>
+        <w:t xml:space="preserve">归并排序</w:t>
       </w:r>
     </w:p>
     <w:p>
@@ -2445,7 +3407,13 @@
         <w:pStyle w:val="BodyText"/>
       </w:pPr>
       <w:r>
-        <w:t xml:space="preserve">A. 500, 200, 450, 180</w:t>
+        <w:t xml:space="preserve">A. </w:t>
+      </w:r>
+      <w:r>
+        <w:rPr>
+          <w:rFonts w:hint="eastAsia"/>
+        </w:rPr>
+        <w:t xml:space="preserve">直接插入排序</w:t>
       </w:r>
     </w:p>
     <w:p>
@@ -2472,211 +3440,250 @@
         <w:rPr>
           <w:rFonts w:hint="eastAsia"/>
         </w:rPr>
-        <w:t xml:space="preserve">在折半查找中，如果在某一步比较后决定向左查找，则后续的所有元素都应该小于当前元素；如果决定向右查找，则后续的所有元素都应该大于当前元素。选项A中：500&gt;200(向左)→450&gt;200，这是矛盾的，因为既然450&gt;200却在200的左边。</w:t>
-      </w:r>
-    </w:p>
-    <w:p>
-      <w:pPr>
-        <w:pStyle w:val="BodyText"/>
-      </w:pPr>
-      <w:r>
-        <w:rPr>
-          <w:rFonts w:hint="eastAsia"/>
-          <w:b/>
-          <w:bCs/>
-        </w:rPr>
-        <w:t xml:space="preserve">[单选题]</w:t>
-      </w:r>
-    </w:p>
-    <w:p>
-      <w:pPr>
-        <w:pStyle w:val="BodyText"/>
-      </w:pPr>
-      <w:r>
-        <w:t xml:space="preserve"> </w:t>
-      </w:r>
-      <w:r>
-        <w:rPr>
-          <w:rFonts w:hint="eastAsia"/>
-        </w:rPr>
-        <w:t xml:space="preserve">已知字符串</w:t>
-      </w:r>
-      <w:r>
-        <w:t xml:space="preserve"> S </w:t>
-      </w:r>
-      <w:r>
-        <w:rPr>
-          <w:rFonts w:hint="eastAsia"/>
-        </w:rPr>
-        <w:t xml:space="preserve">为</w:t>
-      </w:r>
-      <w:r>
-        <w:t xml:space="preserve"> "abaabaabacacaabaabcc", </w:t>
-      </w:r>
-      <w:r>
-        <w:rPr>
-          <w:rFonts w:hint="eastAsia"/>
-        </w:rPr>
-        <w:t xml:space="preserve">模式串</w:t>
-      </w:r>
-      <w:r>
-        <w:t xml:space="preserve"> t </w:t>
-      </w:r>
-      <w:r>
-        <w:rPr>
-          <w:rFonts w:hint="eastAsia"/>
-        </w:rPr>
-        <w:t xml:space="preserve">为</w:t>
-      </w:r>
-      <w:r>
-        <w:t xml:space="preserve"> </w:t>
-      </w:r>
-      <w:r>
-        <w:rPr>
-          <w:rFonts w:hint="eastAsia"/>
-        </w:rPr>
-        <w:t xml:space="preserve">"abaabc"。采用</w:t>
-      </w:r>
-      <w:r>
-        <w:t xml:space="preserve"> KMP </w:t>
-      </w:r>
-      <w:r>
-        <w:rPr>
-          <w:rFonts w:hint="eastAsia"/>
-        </w:rPr>
-        <w:t xml:space="preserve">算法进行匹配,</w:t>
-      </w:r>
-      <w:r>
-        <w:t xml:space="preserve"> </w:t>
-      </w:r>
-      <w:r>
-        <w:rPr>
-          <w:rFonts w:hint="eastAsia"/>
-        </w:rPr>
-        <w:t xml:space="preserve">第一次出现</w:t>
-      </w:r>
-      <w:r>
-        <w:t xml:space="preserve"> </w:t>
-      </w:r>
-      <w:r>
-        <w:rPr>
-          <w:rFonts w:hint="eastAsia"/>
-        </w:rPr>
-        <w:t xml:space="preserve">"失配"</w:t>
-      </w:r>
-      <w:r>
-        <w:t xml:space="preserve"> (s[i] ≠ t[j]) </w:t>
-      </w:r>
-      <w:r>
-        <w:rPr>
-          <w:rFonts w:hint="eastAsia"/>
-        </w:rPr>
-        <w:t xml:space="preserve">时,</w:t>
-      </w:r>
-      <w:r>
-        <w:t xml:space="preserve"> i = j = 5 , </w:t>
-      </w:r>
-      <w:r>
-        <w:rPr>
-          <w:rFonts w:hint="eastAsia"/>
-        </w:rPr>
-        <w:t xml:space="preserve">下次开始匹配时,</w:t>
-      </w:r>
-      <w:r>
-        <w:t xml:space="preserve"> i </w:t>
-      </w:r>
-      <w:r>
-        <w:rPr>
-          <w:rFonts w:hint="eastAsia"/>
-        </w:rPr>
-        <w:t xml:space="preserve">和</w:t>
-      </w:r>
-      <w:r>
-        <w:t xml:space="preserve"> j </w:t>
-      </w:r>
-      <w:r>
-        <w:rPr>
-          <w:rFonts w:hint="eastAsia"/>
-        </w:rPr>
-        <w:t xml:space="preserve">的值分别是</w:t>
-      </w:r>
-    </w:p>
-    <w:p>
-      <w:pPr>
-        <w:pStyle w:val="BodyText"/>
-      </w:pPr>
-      <w:r>
-        <w:t xml:space="preserve">2</w:t>
-      </w:r>
-      <w:r>
-        <w:t xml:space="preserve"> </w:t>
-      </w:r>
-      <w:r>
-        <w:rPr>
-          <w:b/>
-          <w:bCs/>
-        </w:rPr>
-        <w:t xml:space="preserve">A.</w:t>
-      </w:r>
-      <w:r>
-        <w:t xml:space="preserve"> </w:t>
-      </w:r>
-      <w:r>
-        <w:t xml:space="preserve">i = 1, j = 0</w:t>
-      </w:r>
-    </w:p>
-    <w:p>
-      <w:pPr>
-        <w:pStyle w:val="BodyText"/>
-      </w:pPr>
-      <w:r>
-        <w:rPr>
-          <w:b/>
-          <w:bCs/>
-        </w:rPr>
-        <w:t xml:space="preserve">B.</w:t>
-      </w:r>
-      <w:r>
-        <w:t xml:space="preserve"> </w:t>
-      </w:r>
-      <w:r>
-        <w:t xml:space="preserve">i = 5, j = 0</w:t>
-      </w:r>
-    </w:p>
-    <w:p>
-      <w:pPr>
-        <w:pStyle w:val="BodyText"/>
-      </w:pPr>
-      <w:r>
-        <w:rPr>
-          <w:b/>
-          <w:bCs/>
-        </w:rPr>
-        <w:t xml:space="preserve">C.</w:t>
-      </w:r>
-      <w:r>
-        <w:t xml:space="preserve"> </w:t>
-      </w:r>
-      <w:r>
-        <w:t xml:space="preserve">i = 5, j = 2</w:t>
-      </w:r>
-    </w:p>
-    <w:p>
-      <w:pPr>
-        <w:pStyle w:val="BodyText"/>
-      </w:pPr>
-      <w:r>
-        <w:rPr>
-          <w:b/>
-          <w:bCs/>
-        </w:rPr>
-        <w:t xml:space="preserve">D.</w:t>
-      </w:r>
-      <w:r>
-        <w:t xml:space="preserve"> </w:t>
-      </w:r>
-      <w:r>
-        <w:t xml:space="preserve">i = 6, j = 2</w:t>
+        <w:t xml:space="preserve">希尔排序的核心是将数组按增量划分为多个子序列，对每个子序列分别采用直接插入排序，随后逐步减小增量，直至增量为1。</w:t>
+      </w:r>
+    </w:p>
+    <w:bookmarkEnd w:id="12"/>
+    <w:bookmarkStart w:id="16" w:name="综合应用题"/>
+    <w:p>
+      <w:pPr>
+        <w:pStyle w:val="Heading1"/>
+      </w:pPr>
+      <w:r>
+        <w:rPr>
+          <w:rFonts w:hint="eastAsia"/>
+        </w:rPr>
+        <w:t xml:space="preserve">综合应用题</w:t>
+      </w:r>
+    </w:p>
+    <w:p>
+      <w:pPr>
+        <w:pStyle w:val="FirstParagraph"/>
+      </w:pPr>
+      <w:r>
+        <w:rPr>
+          <w:rFonts w:hint="eastAsia"/>
+          <w:b/>
+          <w:bCs/>
+        </w:rPr>
+        <w:t xml:space="preserve">[问答题]</w:t>
+      </w:r>
+    </w:p>
+    <w:p>
+      <w:pPr>
+        <w:pStyle w:val="BodyText"/>
+      </w:pPr>
+      <w:r>
+        <w:t xml:space="preserve"> </w:t>
+      </w:r>
+      <w:r>
+        <w:rPr>
+          <w:rFonts w:hint="eastAsia"/>
+        </w:rPr>
+        <w:t xml:space="preserve">(15分)用单链表保存</w:t>
+      </w:r>
+      <w:r>
+        <w:t xml:space="preserve"> </w:t>
+      </w:r>
+      <m:oMath>
+        <m:r>
+          <m:t>m</m:t>
+        </m:r>
+      </m:oMath>
+      <w:r>
+        <w:t xml:space="preserve"> </w:t>
+      </w:r>
+      <w:r>
+        <w:rPr>
+          <w:rFonts w:hint="eastAsia"/>
+        </w:rPr>
+        <w:t xml:space="preserve">个整数，结点的结构为[data][link]，且|data|</w:t>
+      </w:r>
+      <w:r>
+        <w:t xml:space="preserve"> </w:t>
+      </w:r>
+      <m:oMath>
+        <m:r>
+          <m:rPr>
+            <m:sty m:val="p"/>
+          </m:rPr>
+          <m:t>≤</m:t>
+        </m:r>
+        <m:r>
+          <m:t>n</m:t>
+        </m:r>
+        <m:r>
+          <m:rPr>
+            <m:sty m:val="p"/>
+          </m:rPr>
+          <m:t>(</m:t>
+        </m:r>
+        <m:r>
+          <m:t>n</m:t>
+        </m:r>
+      </m:oMath>
+      <w:r>
+        <w:t xml:space="preserve"> </w:t>
+      </w:r>
+      <w:r>
+        <w:rPr>
+          <w:rFonts w:hint="eastAsia"/>
+        </w:rPr>
+        <w:t xml:space="preserve">为正整数）。现要求设计一个时间复杂度尽可能高效的算法，对于链表中</w:t>
+      </w:r>
+      <w:r>
+        <w:t xml:space="preserve"> data </w:t>
+      </w:r>
+      <w:r>
+        <w:rPr>
+          <w:rFonts w:hint="eastAsia"/>
+        </w:rPr>
+        <w:t xml:space="preserve">的绝对值相等的结点，仅保留第一次出现的结点而删除其余绝对值相等的结点。要求：</w:t>
+      </w:r>
+      <w:r>
+        <w:br/>
+      </w:r>
+      <w:r>
+        <w:rPr>
+          <w:rFonts w:hint="eastAsia"/>
+        </w:rPr>
+        <w:t xml:space="preserve">1）给出算法的基本设计思想。</w:t>
+      </w:r>
+      <w:r>
+        <w:br/>
+      </w:r>
+      <w:r>
+        <w:rPr>
+          <w:rFonts w:hint="eastAsia"/>
+        </w:rPr>
+        <w:t xml:space="preserve">2）使用</w:t>
+      </w:r>
+      <w:r>
+        <w:t xml:space="preserve"> C </w:t>
+      </w:r>
+      <w:r>
+        <w:rPr>
+          <w:rFonts w:hint="eastAsia"/>
+        </w:rPr>
+        <w:t xml:space="preserve">或</w:t>
+      </w:r>
+      <w:r>
+        <w:t xml:space="preserve"> </w:t>
+      </w:r>
+      <m:oMath>
+        <m:r>
+          <m:rPr>
+            <m:sty m:val="p"/>
+          </m:rPr>
+          <m:t>C</m:t>
+        </m:r>
+        <m:r>
+          <m:rPr>
+            <m:sty m:val="p"/>
+          </m:rPr>
+          <m:t>+</m:t>
+        </m:r>
+        <m:r>
+          <m:rPr>
+            <m:sty m:val="p"/>
+          </m:rPr>
+          <m:t>+</m:t>
+        </m:r>
+      </m:oMath>
+      <w:r>
+        <w:t xml:space="preserve"> </w:t>
+      </w:r>
+      <w:r>
+        <w:rPr>
+          <w:rFonts w:hint="eastAsia"/>
+        </w:rPr>
+        <w:t xml:space="preserve">语言,</w:t>
+      </w:r>
+      <w:r>
+        <w:t xml:space="preserve"> </w:t>
+      </w:r>
+      <w:r>
+        <w:rPr>
+          <w:rFonts w:hint="eastAsia"/>
+        </w:rPr>
+        <w:t xml:space="preserve">给出单链表结点的数据类型定义。</w:t>
+      </w:r>
+      <w:r>
+        <w:br/>
+      </w:r>
+      <w:r>
+        <w:rPr>
+          <w:rFonts w:hint="eastAsia"/>
+        </w:rPr>
+        <w:t xml:space="preserve">3）根据设计思想,</w:t>
+      </w:r>
+      <w:r>
+        <w:t xml:space="preserve"> </w:t>
+      </w:r>
+      <w:r>
+        <w:rPr>
+          <w:rFonts w:hint="eastAsia"/>
+        </w:rPr>
+        <w:t xml:space="preserve">采用</w:t>
+      </w:r>
+      <w:r>
+        <w:t xml:space="preserve"> C </w:t>
+      </w:r>
+      <w:r>
+        <w:rPr>
+          <w:rFonts w:hint="eastAsia"/>
+        </w:rPr>
+        <w:t xml:space="preserve">或</w:t>
+      </w:r>
+      <w:r>
+        <w:t xml:space="preserve"> </w:t>
+      </w:r>
+      <m:oMath>
+        <m:r>
+          <m:rPr>
+            <m:sty m:val="p"/>
+          </m:rPr>
+          <m:t>C</m:t>
+        </m:r>
+        <m:r>
+          <m:rPr>
+            <m:sty m:val="p"/>
+          </m:rPr>
+          <m:t>+</m:t>
+        </m:r>
+        <m:r>
+          <m:rPr>
+            <m:sty m:val="p"/>
+          </m:rPr>
+          <m:t>+</m:t>
+        </m:r>
+      </m:oMath>
+      <w:r>
+        <w:t xml:space="preserve"> </w:t>
+      </w:r>
+      <w:r>
+        <w:rPr>
+          <w:rFonts w:hint="eastAsia"/>
+        </w:rPr>
+        <w:t xml:space="preserve">语言描述算法,</w:t>
+      </w:r>
+      <w:r>
+        <w:t xml:space="preserve"> </w:t>
+      </w:r>
+      <w:r>
+        <w:rPr>
+          <w:rFonts w:hint="eastAsia"/>
+        </w:rPr>
+        <w:t xml:space="preserve">关键之处给出注释。</w:t>
+      </w:r>
+      <w:r>
+        <w:br/>
+      </w:r>
+      <w:r>
+        <w:rPr>
+          <w:rFonts w:hint="eastAsia"/>
+        </w:rPr>
+        <w:t xml:space="preserve">4）说明你所设计算法的时间复杂度和空间复杂度。</w:t>
       </w:r>
     </w:p>
     <w:p>
@@ -2700,7 +3707,13 @@
         <w:pStyle w:val="BodyText"/>
       </w:pPr>
       <w:r>
-        <w:t xml:space="preserve">D. i = 6, j = 2</w:t>
+        <w:t xml:space="preserve">1) </w:t>
+      </w:r>
+      <w:r>
+        <w:rPr>
+          <w:rFonts w:hint="eastAsia"/>
+        </w:rPr>
+        <w:t xml:space="preserve">算法的基本设计思想：使用辅助数组（大小为n+1）标记绝对值是否已出现。遍历链表，对每个结点的绝对值进行检查：若已标记，则删除该结点；否则标记并保留。</w:t>
       </w:r>
     </w:p>
     <w:p>
@@ -2724,971 +3737,1285 @@
         <w:pStyle w:val="BodyText"/>
       </w:pPr>
       <w:r>
-        <w:rPr>
-          <w:rFonts w:hint="eastAsia"/>
-        </w:rPr>
-        <w:t xml:space="preserve">在KMP算法中，当发生失配时，主串指针i不变，模式串指针j移动到next[j]位置。如果i=j=5时失配，j的下一个位置是next[5]。对于模式串"abaabc"，其next数组为[0,0,1,1,2,0]，所以j=next[5]=0。但这里应该是j=next[5]=2（因为模式串abaabc的next数组应该是[0,0,1,1,2,3]中前几位），实际应该是j=2，i保持不变，即i=5。等等，让我重新分析：i=5,j=5失配时，根据KMP算法，i不变，j=next[5]。对于"abaabc"，next数组是[0,0,1,1,2,0]，所以j=0。不对，重新分析。</w:t>
-      </w:r>
-    </w:p>
-    <w:p>
-      <w:pPr>
-        <w:pStyle w:val="BodyText"/>
-      </w:pPr>
-      <w:r>
-        <w:t xml:space="preserve">S: a b a a b a a b a c a c a a b a a b c c</w:t>
-      </w:r>
-      <w:r>
-        <w:t xml:space="preserve"> </w:t>
-      </w:r>
-      <w:r>
-        <w:t xml:space="preserve">0 1 2 3 4 5 6 7 8 9...</w:t>
-      </w:r>
-      <w:r>
-        <w:t xml:space="preserve"> </w:t>
-      </w:r>
-      <w:r>
-        <w:t xml:space="preserve">T: a b a a b c</w:t>
-      </w:r>
-      <w:r>
-        <w:t xml:space="preserve"> </w:t>
-      </w:r>
-      <w:r>
-        <w:t xml:space="preserve">0 1 2 3 4 5</w:t>
-      </w:r>
-    </w:p>
-    <w:p>
-      <w:pPr>
-        <w:pStyle w:val="BodyText"/>
-      </w:pPr>
-      <w:r>
-        <w:t xml:space="preserve">S[5]=’a’, </w:t>
-      </w:r>
-      <w:r>
-        <w:rPr>
-          <w:rFonts w:hint="eastAsia"/>
-        </w:rPr>
-        <w:t xml:space="preserve">T[5]=’c’，不匹配。</w:t>
-      </w:r>
-      <w:r>
-        <w:t xml:space="preserve"> </w:t>
-      </w:r>
-      <w:r>
-        <w:t xml:space="preserve">i=5, </w:t>
-      </w:r>
-      <w:r>
-        <w:rPr>
-          <w:rFonts w:hint="eastAsia"/>
-        </w:rPr>
-        <w:t xml:space="preserve">j=5时失配，按照KMP算法，i不变，j=next[j]。</w:t>
-      </w:r>
-      <w:r>
-        <w:t xml:space="preserve"> </w:t>
-      </w:r>
-      <w:r>
-        <w:rPr>
-          <w:rFonts w:hint="eastAsia"/>
-        </w:rPr>
-        <w:t xml:space="preserve">模式串"abaabc"的next数组计算：</w:t>
-      </w:r>
-      <w:r>
-        <w:t xml:space="preserve"> </w:t>
-      </w:r>
-      <w:r>
-        <w:t xml:space="preserve">j: 0 1 2 3 4 5</w:t>
-      </w:r>
-      <w:r>
-        <w:t xml:space="preserve"> </w:t>
-      </w:r>
-      <w:r>
-        <w:t xml:space="preserve">T: a b a a b c</w:t>
-      </w:r>
-      <w:r>
-        <w:t xml:space="preserve"> </w:t>
-      </w:r>
-      <w:r>
-        <w:t xml:space="preserve">next: 0 0 1 1 2 0</w:t>
-      </w:r>
-    </w:p>
-    <w:p>
-      <w:pPr>
-        <w:pStyle w:val="BodyText"/>
-      </w:pPr>
-      <w:r>
-        <w:rPr>
-          <w:rFonts w:hint="eastAsia"/>
-        </w:rPr>
-        <w:t xml:space="preserve">所以j=next[5]=0，i保持为5。这与选项不符。</w:t>
-      </w:r>
-    </w:p>
-    <w:p>
-      <w:pPr>
-        <w:pStyle w:val="BodyText"/>
-      </w:pPr>
-      <w:r>
-        <w:rPr>
-          <w:rFonts w:hint="eastAsia"/>
-        </w:rPr>
-        <w:t xml:space="preserve">重新分析：如果i=j=5时失配，根据KMP算法，i应该不变，j=next[j]。但有时实现中i会加1。在某些实现中，当s[i]</w:t>
-      </w:r>
-      <w:r>
-        <w:t xml:space="preserve"> != </w:t>
-      </w:r>
-      <w:r>
-        <w:rPr>
-          <w:rFonts w:hint="eastAsia"/>
-        </w:rPr>
-        <w:t xml:space="preserve">t[j]时，如果j</w:t>
-      </w:r>
-      <w:r>
-        <w:t xml:space="preserve"> != 0, j = </w:t>
-      </w:r>
-      <w:r>
-        <w:rPr>
-          <w:rFonts w:hint="eastAsia"/>
-        </w:rPr>
-        <w:t xml:space="preserve">next[j]，否则i++。所以i=6,</w:t>
-      </w:r>
-      <w:r>
-        <w:t xml:space="preserve"> </w:t>
-      </w:r>
-      <w:r>
-        <w:rPr>
-          <w:rFonts w:hint="eastAsia"/>
-        </w:rPr>
-        <w:t xml:space="preserve">j=next[5]=0。这仍不符合。</w:t>
-      </w:r>
-    </w:p>
-    <w:p>
-      <w:pPr>
-        <w:pStyle w:val="BodyText"/>
-      </w:pPr>
-      <w:r>
-        <w:rPr>
-          <w:rFonts w:hint="eastAsia"/>
-        </w:rPr>
-        <w:t xml:space="preserve">让我重新分析模式串"abaabc"的next数组：</w:t>
-      </w:r>
-      <w:r>
-        <w:t xml:space="preserve"> </w:t>
-      </w:r>
-      <w:r>
-        <w:rPr>
-          <w:rFonts w:hint="eastAsia"/>
-        </w:rPr>
-        <w:t xml:space="preserve">位置</w:t>
-      </w:r>
-      <w:r>
-        <w:t xml:space="preserve"> 0 1 2 3 4 5</w:t>
-      </w:r>
-      <w:r>
-        <w:t xml:space="preserve"> </w:t>
-      </w:r>
-      <w:r>
-        <w:rPr>
-          <w:rFonts w:hint="eastAsia"/>
-        </w:rPr>
-        <w:t xml:space="preserve">字符</w:t>
-      </w:r>
-      <w:r>
-        <w:t xml:space="preserve"> a b a a b c</w:t>
-      </w:r>
-      <w:r>
-        <w:t xml:space="preserve"> </w:t>
-      </w:r>
-      <w:r>
-        <w:t xml:space="preserve">next 0 0 1 1 2 0</w:t>
-      </w:r>
-      <w:r>
-        <w:t xml:space="preserve"> </w:t>
-      </w:r>
-      <w:r>
-        <w:rPr>
-          <w:rFonts w:hint="eastAsia"/>
-        </w:rPr>
-        <w:t xml:space="preserve">(前缀函数:</w:t>
-      </w:r>
-      <w:r>
-        <w:t xml:space="preserve"> 0 0 1 1 2 0)</w:t>
-      </w:r>
-    </w:p>
-    <w:p>
-      <w:pPr>
-        <w:pStyle w:val="BodyText"/>
-      </w:pPr>
-      <w:r>
-        <w:rPr>
-          <w:rFonts w:hint="eastAsia"/>
-        </w:rPr>
-        <w:t xml:space="preserve">如果i=j=5失配，j=next[5]=0，i应该保持不变，即i=5,j=0，这对应选项B。但题目答案是D，让我重新考虑。</w:t>
-      </w:r>
-    </w:p>
-    <w:p>
-      <w:pPr>
-        <w:pStyle w:val="BodyText"/>
-      </w:pPr>
-      <w:r>
-        <w:rPr>
-          <w:rFonts w:hint="eastAsia"/>
-        </w:rPr>
-        <w:t xml:space="preserve">如果失配后i也要移动一位，那么i=6,</w:t>
-      </w:r>
-      <w:r>
-        <w:t xml:space="preserve"> </w:t>
-      </w:r>
-      <w:r>
-        <w:rPr>
-          <w:rFonts w:hint="eastAsia"/>
-        </w:rPr>
-        <w:t xml:space="preserve">j=0，但仍不对。</w:t>
-      </w:r>
-      <w:r>
-        <w:t xml:space="preserve"> </w:t>
-      </w:r>
-      <w:r>
-        <w:rPr>
-          <w:rFonts w:hint="eastAsia"/>
-        </w:rPr>
-        <w:t xml:space="preserve">等等，可能是nextval数组：nextval[0]=0,</w:t>
-      </w:r>
-      <w:r>
-        <w:t xml:space="preserve"> nextval[1]=0, nextval[2]=1, nextval[3]=0, nextval[4]=0, nextval[5]=0</w:t>
-      </w:r>
-      <w:r>
-        <w:t xml:space="preserve"> </w:t>
-      </w:r>
-      <w:r>
-        <w:rPr>
-          <w:rFonts w:hint="eastAsia"/>
-        </w:rPr>
-        <w:t xml:space="preserve">这样j=nextval[5]=0。</w:t>
-      </w:r>
-    </w:p>
-    <w:p>
-      <w:pPr>
-        <w:pStyle w:val="BodyText"/>
-      </w:pPr>
-      <w:r>
-        <w:rPr>
-          <w:rFonts w:hint="eastAsia"/>
-        </w:rPr>
-        <w:t xml:space="preserve">根据题目要求答案是D，即i=6,j=2，这意味着在失配后i增加1，j增加到2，可能是因为next[5]=2（这与我计算的不符）。</w:t>
-      </w:r>
-    </w:p>
-    <w:p>
-      <w:pPr>
-        <w:pStyle w:val="BodyText"/>
-      </w:pPr>
-      <w:r>
-        <w:rPr>
-          <w:rFonts w:hint="eastAsia"/>
-        </w:rPr>
-        <w:t xml:space="preserve">实际上，对于"abaabc":</w:t>
-      </w:r>
-      <w:r>
-        <w:t xml:space="preserve"> </w:t>
-      </w:r>
-      <w:r>
-        <w:t xml:space="preserve">- next[0]=0</w:t>
-      </w:r>
-      <w:r>
-        <w:t xml:space="preserve"> </w:t>
-      </w:r>
-      <w:r>
-        <w:t xml:space="preserve">- next[1]=0 </w:t>
-      </w:r>
-      <w:r>
-        <w:rPr>
-          <w:rFonts w:hint="eastAsia"/>
-        </w:rPr>
-        <w:t xml:space="preserve">(a,b无公共前后缀)</w:t>
-      </w:r>
-      <w:r>
-        <w:t xml:space="preserve"> </w:t>
-      </w:r>
-      <w:r>
-        <w:t xml:space="preserve">- next[2]=1 (a, </w:t>
-      </w:r>
-      <w:r>
-        <w:rPr>
-          <w:rFonts w:hint="eastAsia"/>
-        </w:rPr>
-        <w:t xml:space="preserve">a的最长公共前后缀是"a")</w:t>
-      </w:r>
-      <w:r>
-        <w:t xml:space="preserve"> </w:t>
-      </w:r>
-      <w:r>
-        <w:t xml:space="preserve">- next[3]=1 (a, </w:t>
-      </w:r>
-      <w:r>
-        <w:rPr>
-          <w:rFonts w:hint="eastAsia"/>
-        </w:rPr>
-        <w:t xml:space="preserve">aa的最长公共前后缀是空或"a"，实际是1)</w:t>
-      </w:r>
-      <w:r>
-        <w:t xml:space="preserve"> </w:t>
-      </w:r>
-      <w:r>
-        <w:t xml:space="preserve">- next[4]=2 (ab, </w:t>
-      </w:r>
-      <w:r>
-        <w:rPr>
-          <w:rFonts w:hint="eastAsia"/>
-        </w:rPr>
-        <w:t xml:space="preserve">aab的最长公共前后缀是"ab")</w:t>
-      </w:r>
-      <w:r>
-        <w:t xml:space="preserve"> </w:t>
-      </w:r>
-      <w:r>
-        <w:t xml:space="preserve">- next[5]=? (aba, </w:t>
-      </w:r>
-      <w:r>
-        <w:rPr>
-          <w:rFonts w:hint="eastAsia"/>
-        </w:rPr>
-        <w:t xml:space="preserve">abaab的最长公共前后缀是"ab"，长度为2)</w:t>
-      </w:r>
-    </w:p>
-    <w:p>
-      <w:pPr>
-        <w:pStyle w:val="BodyText"/>
-      </w:pPr>
-      <w:r>
-        <w:rPr>
-          <w:rFonts w:hint="eastAsia"/>
-        </w:rPr>
-        <w:t xml:space="preserve">所以next[5]=2，即当j=5失配时，j=next[5]=2，i保持不变？还是i增加？</w:t>
-      </w:r>
-    </w:p>
-    <w:p>
-      <w:pPr>
-        <w:pStyle w:val="BodyText"/>
-      </w:pPr>
-      <w:r>
-        <w:rPr>
-          <w:rFonts w:hint="eastAsia"/>
-        </w:rPr>
-        <w:t xml:space="preserve">在某些实现中，当s[i]</w:t>
-      </w:r>
-      <w:r>
-        <w:t xml:space="preserve"> != </w:t>
-      </w:r>
-      <w:r>
-        <w:rPr>
-          <w:rFonts w:hint="eastAsia"/>
-        </w:rPr>
-        <w:t xml:space="preserve">t[j]时：</w:t>
-      </w:r>
-      <w:r>
-        <w:t xml:space="preserve"> </w:t>
-      </w:r>
-      <w:r>
-        <w:t xml:space="preserve">- </w:t>
-      </w:r>
-      <w:r>
-        <w:rPr>
-          <w:rFonts w:hint="eastAsia"/>
-        </w:rPr>
-        <w:t xml:space="preserve">如果j</w:t>
-      </w:r>
-      <w:r>
-        <w:t xml:space="preserve"> == </w:t>
-      </w:r>
-      <w:r>
-        <w:rPr>
-          <w:rFonts w:hint="eastAsia"/>
-        </w:rPr>
-        <w:t xml:space="preserve">0，则i++</w:t>
-      </w:r>
-      <w:r>
-        <w:t xml:space="preserve"> </w:t>
-      </w:r>
-      <w:r>
-        <w:t xml:space="preserve">- </w:t>
-      </w:r>
-      <w:r>
-        <w:rPr>
-          <w:rFonts w:hint="eastAsia"/>
-        </w:rPr>
-        <w:t xml:space="preserve">否则</w:t>
-      </w:r>
-      <w:r>
-        <w:t xml:space="preserve"> j = next[j]</w:t>
-      </w:r>
-    </w:p>
-    <w:p>
-      <w:pPr>
-        <w:pStyle w:val="BodyText"/>
-      </w:pPr>
-      <w:r>
-        <w:rPr>
-          <w:rFonts w:hint="eastAsia"/>
-        </w:rPr>
-        <w:t xml:space="preserve">但题目说是i=6，说明i增加了，这可能是特定的KMP实现。</w:t>
-      </w:r>
-    </w:p>
-    <w:p>
-      <w:pPr>
-        <w:pStyle w:val="BodyText"/>
-      </w:pPr>
-      <w:r>
-        <w:rPr>
-          <w:rFonts w:hint="eastAsia"/>
-          <w:b/>
-          <w:bCs/>
-        </w:rPr>
-        <w:t xml:space="preserve">[单选题]</w:t>
-      </w:r>
-    </w:p>
-    <w:p>
-      <w:pPr>
-        <w:pStyle w:val="BodyText"/>
-      </w:pPr>
-      <w:r>
-        <w:t xml:space="preserve"> </w:t>
-      </w:r>
-      <w:r>
-        <w:rPr>
-          <w:rFonts w:hint="eastAsia"/>
-        </w:rPr>
-        <w:t xml:space="preserve">下列排序算法中，元素的移动次数与关键字的初始排列次序无关的是</w:t>
-      </w:r>
-    </w:p>
-    <w:p>
-      <w:pPr>
-        <w:pStyle w:val="BodyText"/>
-      </w:pPr>
-      <w:r>
-        <w:t xml:space="preserve">2</w:t>
-      </w:r>
-      <w:r>
-        <w:t xml:space="preserve"> </w:t>
-      </w:r>
-      <w:r>
-        <w:rPr>
-          <w:b/>
-          <w:bCs/>
-        </w:rPr>
-        <w:t xml:space="preserve">A.</w:t>
-      </w:r>
-      <w:r>
-        <w:t xml:space="preserve"> </w:t>
-      </w:r>
-      <w:r>
-        <w:rPr>
-          <w:rFonts w:hint="eastAsia"/>
-        </w:rPr>
-        <w:t xml:space="preserve">直接插入排序</w:t>
-      </w:r>
-    </w:p>
-    <w:p>
-      <w:pPr>
-        <w:pStyle w:val="BodyText"/>
-      </w:pPr>
-      <w:r>
-        <w:rPr>
-          <w:b/>
-          <w:bCs/>
-        </w:rPr>
-        <w:t xml:space="preserve">B.</w:t>
-      </w:r>
-      <w:r>
-        <w:t xml:space="preserve"> </w:t>
-      </w:r>
-      <w:r>
-        <w:rPr>
-          <w:rFonts w:hint="eastAsia"/>
-        </w:rPr>
-        <w:t xml:space="preserve">起泡排序</w:t>
-      </w:r>
-    </w:p>
-    <w:p>
-      <w:pPr>
-        <w:pStyle w:val="BodyText"/>
-      </w:pPr>
-      <w:r>
-        <w:rPr>
-          <w:b/>
-          <w:bCs/>
-        </w:rPr>
-        <w:t xml:space="preserve">C.</w:t>
-      </w:r>
-      <w:r>
-        <w:t xml:space="preserve"> </w:t>
-      </w:r>
-      <w:r>
-        <w:rPr>
-          <w:rFonts w:hint="eastAsia"/>
-        </w:rPr>
-        <w:t xml:space="preserve">基数排序</w:t>
-      </w:r>
-    </w:p>
-    <w:p>
-      <w:pPr>
-        <w:pStyle w:val="BodyText"/>
-      </w:pPr>
-      <w:r>
-        <w:rPr>
-          <w:b/>
-          <w:bCs/>
-        </w:rPr>
-        <w:t xml:space="preserve">D.</w:t>
-      </w:r>
-      <w:r>
-        <w:t xml:space="preserve"> </w:t>
-      </w:r>
-      <w:r>
-        <w:rPr>
-          <w:rFonts w:hint="eastAsia"/>
-        </w:rPr>
-        <w:t xml:space="preserve">快速排序</w:t>
-      </w:r>
-    </w:p>
-    <w:p>
-      <w:pPr>
-        <w:pStyle w:val="BodyText"/>
-      </w:pPr>
-      <w:r>
-        <w:rPr>
-          <w:rFonts w:hint="eastAsia"/>
-          <w:b/>
-          <w:bCs/>
-        </w:rPr>
-        <w:t xml:space="preserve">[参考答案]</w:t>
+        <w:t xml:space="preserve">2) </w:t>
+      </w:r>
+      <w:r>
+        <w:rPr>
+          <w:rFonts w:hint="eastAsia"/>
+        </w:rPr>
+        <w:t xml:space="preserve">单链表结点数据类型定义：</w:t>
+      </w:r>
+    </w:p>
+    <w:p>
+      <w:pPr>
+        <w:pStyle w:val="SourceCode"/>
+      </w:pPr>
+      <w:r>
+        <w:rPr>
+          <w:rStyle w:val="KeywordTok"/>
+        </w:rPr>
+        <w:t xml:space="preserve">typedef</w:t>
+      </w:r>
+      <w:r>
+        <w:rPr>
+          <w:rStyle w:val="NormalTok"/>
+        </w:rPr>
+        <w:t xml:space="preserve"> </w:t>
+      </w:r>
+      <w:r>
+        <w:rPr>
+          <w:rStyle w:val="KeywordTok"/>
+        </w:rPr>
+        <w:t xml:space="preserve">struct</w:t>
+      </w:r>
+      <w:r>
+        <w:rPr>
+          <w:rStyle w:val="NormalTok"/>
+        </w:rPr>
+        <w:t xml:space="preserve"> Node </w:t>
+      </w:r>
+      <w:r>
+        <w:rPr>
+          <w:rStyle w:val="OperatorTok"/>
+        </w:rPr>
+        <w:t xml:space="preserve">{</w:t>
       </w:r>
       <w:r>
         <w:br/>
       </w:r>
-    </w:p>
-    <w:p>
-      <w:pPr>
-        <w:pStyle w:val="BodyText"/>
-      </w:pPr>
-      <w:r>
-        <w:t xml:space="preserve">C. </w:t>
-      </w:r>
-      <w:r>
-        <w:rPr>
-          <w:rFonts w:hint="eastAsia"/>
-        </w:rPr>
-        <w:t xml:space="preserve">基数排序</w:t>
-      </w:r>
-    </w:p>
-    <w:p>
-      <w:pPr>
-        <w:pStyle w:val="BodyText"/>
-      </w:pPr>
-      <w:r>
-        <w:rPr>
-          <w:rFonts w:hint="eastAsia"/>
-          <w:b/>
-          <w:bCs/>
-        </w:rPr>
-        <w:t xml:space="preserve">[答案解析]</w:t>
+      <w:r>
+        <w:rPr>
+          <w:rStyle w:val="NormalTok"/>
+        </w:rPr>
+        <w:t xml:space="preserve">    </w:t>
+      </w:r>
+      <w:r>
+        <w:rPr>
+          <w:rStyle w:val="DataTypeTok"/>
+        </w:rPr>
+        <w:t xml:space="preserve">int</w:t>
+      </w:r>
+      <w:r>
+        <w:rPr>
+          <w:rStyle w:val="NormalTok"/>
+        </w:rPr>
+        <w:t xml:space="preserve"> data</w:t>
+      </w:r>
+      <w:r>
+        <w:rPr>
+          <w:rStyle w:val="OperatorTok"/>
+        </w:rPr>
+        <w:t xml:space="preserve">;</w:t>
       </w:r>
       <w:r>
         <w:br/>
       </w:r>
-    </w:p>
-    <w:p>
-      <w:pPr>
-        <w:pStyle w:val="BodyText"/>
-      </w:pPr>
-      <w:r>
-        <w:rPr>
-          <w:rFonts w:hint="eastAsia"/>
-        </w:rPr>
-        <w:t xml:space="preserve">基数排序的移动次数只与元素个数和基数有关，与关键字的初始排列无关。而其他排序算法的移动次数都与初始排列有关。</w:t>
-      </w:r>
-    </w:p>
-    <w:p>
-      <w:pPr>
-        <w:pStyle w:val="BodyText"/>
-      </w:pPr>
-      <w:r>
-        <w:rPr>
-          <w:rFonts w:hint="eastAsia"/>
-          <w:b/>
-          <w:bCs/>
-        </w:rPr>
-        <w:t xml:space="preserve">[单选题]</w:t>
-      </w:r>
-    </w:p>
-    <w:p>
-      <w:pPr>
-        <w:pStyle w:val="BodyText"/>
-      </w:pPr>
-      <w:r>
-        <w:t xml:space="preserve"> </w:t>
-      </w:r>
-      <w:r>
-        <w:rPr>
-          <w:rFonts w:hint="eastAsia"/>
-        </w:rPr>
-        <w:t xml:space="preserve">已知小根堆为8,15,10,21,34,16,12，删除关键字8之后需重建堆，在此过程中，关键字之间的比较次数是</w:t>
-      </w:r>
-    </w:p>
-    <w:p>
-      <w:pPr>
-        <w:pStyle w:val="BodyText"/>
-      </w:pPr>
-      <w:r>
-        <w:t xml:space="preserve">2</w:t>
-      </w:r>
-      <w:r>
-        <w:t xml:space="preserve"> </w:t>
-      </w:r>
-      <w:r>
-        <w:rPr>
-          <w:b/>
-          <w:bCs/>
-        </w:rPr>
-        <w:t xml:space="preserve">A.</w:t>
-      </w:r>
-      <w:r>
-        <w:t xml:space="preserve"> </w:t>
-      </w:r>
-      <w:r>
+      <w:r>
+        <w:rPr>
+          <w:rStyle w:val="NormalTok"/>
+        </w:rPr>
+        <w:t xml:space="preserve">    </w:t>
+      </w:r>
+      <w:r>
+        <w:rPr>
+          <w:rStyle w:val="KeywordTok"/>
+        </w:rPr>
+        <w:t xml:space="preserve">struct</w:t>
+      </w:r>
+      <w:r>
+        <w:rPr>
+          <w:rStyle w:val="NormalTok"/>
+        </w:rPr>
+        <w:t xml:space="preserve"> Node </w:t>
+      </w:r>
+      <w:r>
+        <w:rPr>
+          <w:rStyle w:val="OperatorTok"/>
+        </w:rPr>
+        <w:t xml:space="preserve">*</w:t>
+      </w:r>
+      <w:r>
+        <w:rPr>
+          <w:rStyle w:val="NormalTok"/>
+        </w:rPr>
+        <w:t xml:space="preserve">link</w:t>
+      </w:r>
+      <w:r>
+        <w:rPr>
+          <w:rStyle w:val="OperatorTok"/>
+        </w:rPr>
+        <w:t xml:space="preserve">;</w:t>
+      </w:r>
+      <w:r>
+        <w:br/>
+      </w:r>
+      <w:r>
+        <w:rPr>
+          <w:rStyle w:val="OperatorTok"/>
+        </w:rPr>
+        <w:t xml:space="preserve">}</w:t>
+      </w:r>
+      <w:r>
+        <w:rPr>
+          <w:rStyle w:val="NormalTok"/>
+        </w:rPr>
+        <w:t xml:space="preserve"> Node</w:t>
+      </w:r>
+      <w:r>
+        <w:rPr>
+          <w:rStyle w:val="OperatorTok"/>
+        </w:rPr>
+        <w:t xml:space="preserve">,</w:t>
+      </w:r>
+      <w:r>
+        <w:rPr>
+          <w:rStyle w:val="NormalTok"/>
+        </w:rPr>
+        <w:t xml:space="preserve"> </w:t>
+      </w:r>
+      <w:r>
+        <w:rPr>
+          <w:rStyle w:val="OperatorTok"/>
+        </w:rPr>
+        <w:t xml:space="preserve">*</w:t>
+      </w:r>
+      <w:r>
+        <w:rPr>
+          <w:rStyle w:val="NormalTok"/>
+        </w:rPr>
+        <w:t xml:space="preserve">LinkList</w:t>
+      </w:r>
+      <w:r>
+        <w:rPr>
+          <w:rStyle w:val="OperatorTok"/>
+        </w:rPr>
+        <w:t xml:space="preserve">;</w:t>
+      </w:r>
+    </w:p>
+    <w:p>
+      <w:pPr>
+        <w:pStyle w:val="FirstParagraph"/>
+      </w:pPr>
+      <w:r>
+        <w:t xml:space="preserve">3) </w:t>
+      </w:r>
+      <w:r>
+        <w:rPr>
+          <w:rFonts w:hint="eastAsia"/>
+        </w:rPr>
+        <w:t xml:space="preserve">算法实现（C语言）：</w:t>
+      </w:r>
+    </w:p>
+    <w:p>
+      <w:pPr>
+        <w:pStyle w:val="SourceCode"/>
+      </w:pPr>
+      <w:r>
+        <w:rPr>
+          <w:rStyle w:val="NormalTok"/>
+        </w:rPr>
+        <w:t xml:space="preserve">LinkList removeDuplicateAbs</w:t>
+      </w:r>
+      <w:r>
+        <w:rPr>
+          <w:rStyle w:val="OperatorTok"/>
+        </w:rPr>
+        <w:t xml:space="preserve">(</w:t>
+      </w:r>
+      <w:r>
+        <w:rPr>
+          <w:rStyle w:val="NormalTok"/>
+        </w:rPr>
+        <w:t xml:space="preserve">LinkList head</w:t>
+      </w:r>
+      <w:r>
+        <w:rPr>
+          <w:rStyle w:val="OperatorTok"/>
+        </w:rPr>
+        <w:t xml:space="preserve">,</w:t>
+      </w:r>
+      <w:r>
+        <w:rPr>
+          <w:rStyle w:val="NormalTok"/>
+        </w:rPr>
+        <w:t xml:space="preserve"> </w:t>
+      </w:r>
+      <w:r>
+        <w:rPr>
+          <w:rStyle w:val="DataTypeTok"/>
+        </w:rPr>
+        <w:t xml:space="preserve">int</w:t>
+      </w:r>
+      <w:r>
+        <w:rPr>
+          <w:rStyle w:val="NormalTok"/>
+        </w:rPr>
+        <w:t xml:space="preserve"> n</w:t>
+      </w:r>
+      <w:r>
+        <w:rPr>
+          <w:rStyle w:val="OperatorTok"/>
+        </w:rPr>
+        <w:t xml:space="preserve">)</w:t>
+      </w:r>
+      <w:r>
+        <w:rPr>
+          <w:rStyle w:val="NormalTok"/>
+        </w:rPr>
+        <w:t xml:space="preserve"> </w:t>
+      </w:r>
+      <w:r>
+        <w:rPr>
+          <w:rStyle w:val="OperatorTok"/>
+        </w:rPr>
+        <w:t xml:space="preserve">{</w:t>
+      </w:r>
+      <w:r>
+        <w:br/>
+      </w:r>
+      <w:r>
+        <w:rPr>
+          <w:rStyle w:val="NormalTok"/>
+        </w:rPr>
+        <w:t xml:space="preserve">    </w:t>
+      </w:r>
+      <w:r>
+        <w:rPr>
+          <w:rStyle w:val="KeywordTok"/>
+        </w:rPr>
+        <w:t xml:space="preserve">if</w:t>
+      </w:r>
+      <w:r>
+        <w:rPr>
+          <w:rStyle w:val="NormalTok"/>
+        </w:rPr>
+        <w:t xml:space="preserve"> </w:t>
+      </w:r>
+      <w:r>
+        <w:rPr>
+          <w:rStyle w:val="OperatorTok"/>
+        </w:rPr>
+        <w:t xml:space="preserve">(</w:t>
+      </w:r>
+      <w:r>
+        <w:rPr>
+          <w:rStyle w:val="NormalTok"/>
+        </w:rPr>
+        <w:t xml:space="preserve">head </w:t>
+      </w:r>
+      <w:r>
+        <w:rPr>
+          <w:rStyle w:val="OperatorTok"/>
+        </w:rPr>
+        <w:t xml:space="preserve">==</w:t>
+      </w:r>
+      <w:r>
+        <w:rPr>
+          <w:rStyle w:val="NormalTok"/>
+        </w:rPr>
+        <w:t xml:space="preserve"> NULL</w:t>
+      </w:r>
+      <w:r>
+        <w:rPr>
+          <w:rStyle w:val="OperatorTok"/>
+        </w:rPr>
+        <w:t xml:space="preserve">)</w:t>
+      </w:r>
+      <w:r>
+        <w:rPr>
+          <w:rStyle w:val="NormalTok"/>
+        </w:rPr>
+        <w:t xml:space="preserve"> </w:t>
+      </w:r>
+      <w:r>
+        <w:rPr>
+          <w:rStyle w:val="KeywordTok"/>
+        </w:rPr>
+        <w:t xml:space="preserve">return</w:t>
+      </w:r>
+      <w:r>
+        <w:rPr>
+          <w:rStyle w:val="NormalTok"/>
+        </w:rPr>
+        <w:t xml:space="preserve"> NULL</w:t>
+      </w:r>
+      <w:r>
+        <w:rPr>
+          <w:rStyle w:val="OperatorTok"/>
+        </w:rPr>
+        <w:t xml:space="preserve">;</w:t>
+      </w:r>
+      <w:r>
+        <w:br/>
+      </w:r>
+      <w:r>
+        <w:rPr>
+          <w:rStyle w:val="NormalTok"/>
+        </w:rPr>
+        <w:t xml:space="preserve">    bool </w:t>
+      </w:r>
+      <w:r>
+        <w:rPr>
+          <w:rStyle w:val="OperatorTok"/>
+        </w:rPr>
+        <w:t xml:space="preserve">*</w:t>
+      </w:r>
+      <w:r>
+        <w:rPr>
+          <w:rStyle w:val="NormalTok"/>
+        </w:rPr>
+        <w:t xml:space="preserve">visited </w:t>
+      </w:r>
+      <w:r>
+        <w:rPr>
+          <w:rStyle w:val="OperatorTok"/>
+        </w:rPr>
+        <w:t xml:space="preserve">=</w:t>
+      </w:r>
+      <w:r>
+        <w:rPr>
+          <w:rStyle w:val="NormalTok"/>
+        </w:rPr>
+        <w:t xml:space="preserve"> </w:t>
+      </w:r>
+      <w:r>
+        <w:rPr>
+          <w:rStyle w:val="OperatorTok"/>
+        </w:rPr>
+        <w:t xml:space="preserve">(</w:t>
+      </w:r>
+      <w:r>
+        <w:rPr>
+          <w:rStyle w:val="NormalTok"/>
+        </w:rPr>
+        <w:t xml:space="preserve">bool </w:t>
+      </w:r>
+      <w:r>
+        <w:rPr>
+          <w:rStyle w:val="OperatorTok"/>
+        </w:rPr>
+        <w:t xml:space="preserve">*)</w:t>
+      </w:r>
+      <w:r>
+        <w:rPr>
+          <w:rStyle w:val="NormalTok"/>
+        </w:rPr>
+        <w:t xml:space="preserve">calloc</w:t>
+      </w:r>
+      <w:r>
+        <w:rPr>
+          <w:rStyle w:val="OperatorTok"/>
+        </w:rPr>
+        <w:t xml:space="preserve">(</w:t>
+      </w:r>
+      <w:r>
+        <w:rPr>
+          <w:rStyle w:val="NormalTok"/>
+        </w:rPr>
+        <w:t xml:space="preserve">n </w:t>
+      </w:r>
+      <w:r>
+        <w:rPr>
+          <w:rStyle w:val="OperatorTok"/>
+        </w:rPr>
+        <w:t xml:space="preserve">+</w:t>
+      </w:r>
+      <w:r>
+        <w:rPr>
+          <w:rStyle w:val="NormalTok"/>
+        </w:rPr>
+        <w:t xml:space="preserve"> </w:t>
+      </w:r>
+      <w:r>
+        <w:rPr>
+          <w:rStyle w:val="DecValTok"/>
+        </w:rPr>
         <w:t xml:space="preserve">1</w:t>
       </w:r>
-    </w:p>
-    <w:p>
-      <w:pPr>
-        <w:pStyle w:val="BodyText"/>
-      </w:pPr>
-      <w:r>
-        <w:rPr>
-          <w:b/>
-          <w:bCs/>
-        </w:rPr>
-        <w:t xml:space="preserve">B.</w:t>
-      </w:r>
-      <w:r>
-        <w:t xml:space="preserve"> </w:t>
-      </w:r>
-      <w:r>
-        <w:t xml:space="preserve">2</w:t>
-      </w:r>
-    </w:p>
-    <w:p>
-      <w:pPr>
-        <w:pStyle w:val="BodyText"/>
-      </w:pPr>
-      <w:r>
-        <w:rPr>
-          <w:b/>
-          <w:bCs/>
-        </w:rPr>
-        <w:t xml:space="preserve">C.</w:t>
-      </w:r>
-      <w:r>
-        <w:t xml:space="preserve"> </w:t>
-      </w:r>
-      <w:r>
-        <w:t xml:space="preserve">3</w:t>
-      </w:r>
-    </w:p>
-    <w:p>
-      <w:pPr>
-        <w:pStyle w:val="BodyText"/>
-      </w:pPr>
-      <w:r>
-        <w:rPr>
-          <w:b/>
-          <w:bCs/>
-        </w:rPr>
-        <w:t xml:space="preserve">D.</w:t>
-      </w:r>
-      <w:r>
-        <w:t xml:space="preserve"> </w:t>
-      </w:r>
-      <w:r>
-        <w:t xml:space="preserve">4</w:t>
-      </w:r>
-    </w:p>
-    <w:p>
-      <w:pPr>
-        <w:pStyle w:val="BodyText"/>
-      </w:pPr>
-      <w:r>
-        <w:rPr>
-          <w:rFonts w:hint="eastAsia"/>
-          <w:b/>
-          <w:bCs/>
-        </w:rPr>
-        <w:t xml:space="preserve">[参考答案]</w:t>
+      <w:r>
+        <w:rPr>
+          <w:rStyle w:val="OperatorTok"/>
+        </w:rPr>
+        <w:t xml:space="preserve">,</w:t>
+      </w:r>
+      <w:r>
+        <w:rPr>
+          <w:rStyle w:val="NormalTok"/>
+        </w:rPr>
+        <w:t xml:space="preserve"> </w:t>
+      </w:r>
+      <w:r>
+        <w:rPr>
+          <w:rStyle w:val="KeywordTok"/>
+        </w:rPr>
+        <w:t xml:space="preserve">sizeof</w:t>
+      </w:r>
+      <w:r>
+        <w:rPr>
+          <w:rStyle w:val="OperatorTok"/>
+        </w:rPr>
+        <w:t xml:space="preserve">(</w:t>
+      </w:r>
+      <w:r>
+        <w:rPr>
+          <w:rStyle w:val="NormalTok"/>
+        </w:rPr>
+        <w:t xml:space="preserve">bool</w:t>
+      </w:r>
+      <w:r>
+        <w:rPr>
+          <w:rStyle w:val="OperatorTok"/>
+        </w:rPr>
+        <w:t xml:space="preserve">));</w:t>
+      </w:r>
+      <w:r>
+        <w:rPr>
+          <w:rStyle w:val="NormalTok"/>
+        </w:rPr>
+        <w:t xml:space="preserve">  </w:t>
+      </w:r>
+      <w:r>
+        <w:rPr>
+          <w:rStyle w:val="CommentTok"/>
+        </w:rPr>
+        <w:t xml:space="preserve">// 标记数组</w:t>
       </w:r>
       <w:r>
         <w:br/>
       </w:r>
-    </w:p>
-    <w:p>
-      <w:pPr>
-        <w:pStyle w:val="BodyText"/>
-      </w:pPr>
-      <w:r>
-        <w:t xml:space="preserve">C. 3</w:t>
-      </w:r>
-    </w:p>
-    <w:p>
-      <w:pPr>
-        <w:pStyle w:val="BodyText"/>
-      </w:pPr>
-      <w:r>
-        <w:rPr>
-          <w:rFonts w:hint="eastAsia"/>
-          <w:b/>
-          <w:bCs/>
-        </w:rPr>
-        <w:t xml:space="preserve">[答案解析]</w:t>
+      <w:r>
+        <w:rPr>
+          <w:rStyle w:val="NormalTok"/>
+        </w:rPr>
+        <w:t xml:space="preserve">    Node </w:t>
+      </w:r>
+      <w:r>
+        <w:rPr>
+          <w:rStyle w:val="OperatorTok"/>
+        </w:rPr>
+        <w:t xml:space="preserve">*</w:t>
+      </w:r>
+      <w:r>
+        <w:rPr>
+          <w:rStyle w:val="NormalTok"/>
+        </w:rPr>
+        <w:t xml:space="preserve">prev </w:t>
+      </w:r>
+      <w:r>
+        <w:rPr>
+          <w:rStyle w:val="OperatorTok"/>
+        </w:rPr>
+        <w:t xml:space="preserve">=</w:t>
+      </w:r>
+      <w:r>
+        <w:rPr>
+          <w:rStyle w:val="NormalTok"/>
+        </w:rPr>
+        <w:t xml:space="preserve"> NULL</w:t>
+      </w:r>
+      <w:r>
+        <w:rPr>
+          <w:rStyle w:val="OperatorTok"/>
+        </w:rPr>
+        <w:t xml:space="preserve">,</w:t>
+      </w:r>
+      <w:r>
+        <w:rPr>
+          <w:rStyle w:val="NormalTok"/>
+        </w:rPr>
+        <w:t xml:space="preserve"> </w:t>
+      </w:r>
+      <w:r>
+        <w:rPr>
+          <w:rStyle w:val="OperatorTok"/>
+        </w:rPr>
+        <w:t xml:space="preserve">*</w:t>
+      </w:r>
+      <w:r>
+        <w:rPr>
+          <w:rStyle w:val="NormalTok"/>
+        </w:rPr>
+        <w:t xml:space="preserve">curr </w:t>
+      </w:r>
+      <w:r>
+        <w:rPr>
+          <w:rStyle w:val="OperatorTok"/>
+        </w:rPr>
+        <w:t xml:space="preserve">=</w:t>
+      </w:r>
+      <w:r>
+        <w:rPr>
+          <w:rStyle w:val="NormalTok"/>
+        </w:rPr>
+        <w:t xml:space="preserve"> head</w:t>
+      </w:r>
+      <w:r>
+        <w:rPr>
+          <w:rStyle w:val="OperatorTok"/>
+        </w:rPr>
+        <w:t xml:space="preserve">;</w:t>
       </w:r>
       <w:r>
         <w:br/>
       </w:r>
-    </w:p>
-    <w:p>
-      <w:pPr>
-        <w:pStyle w:val="BodyText"/>
-      </w:pPr>
-      <w:r>
-        <w:rPr>
-          <w:rFonts w:hint="eastAsia"/>
-        </w:rPr>
-        <w:t xml:space="preserve">删除堆顶元素8后，将最后一个元素12移到堆顶，然后向下调整：</w:t>
-      </w:r>
-      <w:r>
-        <w:t xml:space="preserve"> </w:t>
-      </w:r>
-      <w:r>
-        <w:t xml:space="preserve">1. </w:t>
-      </w:r>
-      <w:r>
-        <w:rPr>
-          <w:rFonts w:hint="eastAsia"/>
-        </w:rPr>
-        <w:t xml:space="preserve">12与8和10中较小者（10）比较，12&gt;10，将10上移，12下移</w:t>
-      </w:r>
-      <w:r>
-        <w:t xml:space="preserve"> </w:t>
-      </w:r>
-      <w:r>
-        <w:t xml:space="preserve">2. </w:t>
-      </w:r>
-      <w:r>
-        <w:rPr>
-          <w:rFonts w:hint="eastAsia"/>
-        </w:rPr>
-        <w:t xml:space="preserve">12与16和12中较小者比较，12=12，比较一次</w:t>
-      </w:r>
-      <w:r>
-        <w:t xml:space="preserve"> </w:t>
-      </w:r>
-      <w:r>
-        <w:t xml:space="preserve">3. </w:t>
-      </w:r>
-      <w:r>
-        <w:rPr>
-          <w:rFonts w:hint="eastAsia"/>
-        </w:rPr>
-        <w:t xml:space="preserve">完成调整</w:t>
-      </w:r>
-      <w:r>
-        <w:t xml:space="preserve"> </w:t>
-      </w:r>
-      <w:r>
-        <w:rPr>
-          <w:rFonts w:hint="eastAsia"/>
-        </w:rPr>
-        <w:t xml:space="preserve">所以比较次数为3。</w:t>
-      </w:r>
-    </w:p>
-    <w:p>
-      <w:pPr>
-        <w:pStyle w:val="BodyText"/>
-      </w:pPr>
-      <w:r>
-        <w:rPr>
-          <w:rFonts w:hint="eastAsia"/>
-          <w:b/>
-          <w:bCs/>
-        </w:rPr>
-        <w:t xml:space="preserve">[单选题]</w:t>
-      </w:r>
-    </w:p>
-    <w:p>
-      <w:pPr>
-        <w:pStyle w:val="BodyText"/>
-      </w:pPr>
-      <w:r>
-        <w:t xml:space="preserve"> </w:t>
-      </w:r>
-      <w:r>
-        <w:rPr>
-          <w:rFonts w:hint="eastAsia"/>
-        </w:rPr>
-        <w:t xml:space="preserve">希尔排序的组内排序采用的是</w:t>
-      </w:r>
-    </w:p>
-    <w:p>
-      <w:pPr>
-        <w:pStyle w:val="BodyText"/>
-      </w:pPr>
-      <w:r>
-        <w:t xml:space="preserve">2</w:t>
-      </w:r>
-      <w:r>
-        <w:t xml:space="preserve"> </w:t>
-      </w:r>
-      <w:r>
-        <w:rPr>
-          <w:b/>
-          <w:bCs/>
-        </w:rPr>
-        <w:t xml:space="preserve">A.</w:t>
-      </w:r>
-      <w:r>
-        <w:t xml:space="preserve"> </w:t>
-      </w:r>
-      <w:r>
-        <w:rPr>
-          <w:rFonts w:hint="eastAsia"/>
-        </w:rPr>
-        <w:t xml:space="preserve">直接插入排序</w:t>
-      </w:r>
-    </w:p>
-    <w:p>
-      <w:pPr>
-        <w:pStyle w:val="BodyText"/>
-      </w:pPr>
-      <w:r>
-        <w:rPr>
-          <w:b/>
-          <w:bCs/>
-        </w:rPr>
-        <w:t xml:space="preserve">B.</w:t>
-      </w:r>
-      <w:r>
-        <w:t xml:space="preserve"> </w:t>
-      </w:r>
-      <w:r>
-        <w:rPr>
-          <w:rFonts w:hint="eastAsia"/>
-        </w:rPr>
-        <w:t xml:space="preserve">折半插入排序</w:t>
-      </w:r>
-    </w:p>
-    <w:p>
-      <w:pPr>
-        <w:pStyle w:val="BodyText"/>
-      </w:pPr>
-      <w:r>
-        <w:rPr>
-          <w:b/>
-          <w:bCs/>
-        </w:rPr>
-        <w:t xml:space="preserve">C.</w:t>
-      </w:r>
-      <w:r>
-        <w:t xml:space="preserve"> </w:t>
-      </w:r>
-      <w:r>
-        <w:rPr>
-          <w:rFonts w:hint="eastAsia"/>
-        </w:rPr>
-        <w:t xml:space="preserve">快速排序</w:t>
-      </w:r>
-    </w:p>
-    <w:p>
-      <w:pPr>
-        <w:pStyle w:val="BodyText"/>
-      </w:pPr>
-      <w:r>
-        <w:rPr>
-          <w:b/>
-          <w:bCs/>
-        </w:rPr>
-        <w:t xml:space="preserve">D.</w:t>
-      </w:r>
-      <w:r>
-        <w:t xml:space="preserve"> </w:t>
-      </w:r>
-      <w:r>
-        <w:rPr>
-          <w:rFonts w:hint="eastAsia"/>
-        </w:rPr>
-        <w:t xml:space="preserve">归并排序</w:t>
-      </w:r>
-    </w:p>
-    <w:p>
-      <w:pPr>
-        <w:pStyle w:val="BodyText"/>
-      </w:pPr>
-      <w:r>
-        <w:rPr>
-          <w:rFonts w:hint="eastAsia"/>
-          <w:b/>
-          <w:bCs/>
-        </w:rPr>
-        <w:t xml:space="preserve">[参考答案]</w:t>
+      <w:r>
+        <w:rPr>
+          <w:rStyle w:val="NormalTok"/>
+        </w:rPr>
+        <w:t xml:space="preserve">    </w:t>
+      </w:r>
+      <w:r>
+        <w:rPr>
+          <w:rStyle w:val="KeywordTok"/>
+        </w:rPr>
+        <w:t xml:space="preserve">while</w:t>
+      </w:r>
+      <w:r>
+        <w:rPr>
+          <w:rStyle w:val="NormalTok"/>
+        </w:rPr>
+        <w:t xml:space="preserve"> </w:t>
+      </w:r>
+      <w:r>
+        <w:rPr>
+          <w:rStyle w:val="OperatorTok"/>
+        </w:rPr>
+        <w:t xml:space="preserve">(</w:t>
+      </w:r>
+      <w:r>
+        <w:rPr>
+          <w:rStyle w:val="NormalTok"/>
+        </w:rPr>
+        <w:t xml:space="preserve">curr </w:t>
+      </w:r>
+      <w:r>
+        <w:rPr>
+          <w:rStyle w:val="OperatorTok"/>
+        </w:rPr>
+        <w:t xml:space="preserve">!=</w:t>
+      </w:r>
+      <w:r>
+        <w:rPr>
+          <w:rStyle w:val="NormalTok"/>
+        </w:rPr>
+        <w:t xml:space="preserve"> NULL</w:t>
+      </w:r>
+      <w:r>
+        <w:rPr>
+          <w:rStyle w:val="OperatorTok"/>
+        </w:rPr>
+        <w:t xml:space="preserve">)</w:t>
+      </w:r>
+      <w:r>
+        <w:rPr>
+          <w:rStyle w:val="NormalTok"/>
+        </w:rPr>
+        <w:t xml:space="preserve"> </w:t>
+      </w:r>
+      <w:r>
+        <w:rPr>
+          <w:rStyle w:val="OperatorTok"/>
+        </w:rPr>
+        <w:t xml:space="preserve">{</w:t>
       </w:r>
       <w:r>
         <w:br/>
       </w:r>
-    </w:p>
-    <w:p>
-      <w:pPr>
-        <w:pStyle w:val="BodyText"/>
-      </w:pPr>
-      <w:r>
-        <w:t xml:space="preserve">A. </w:t>
-      </w:r>
-      <w:r>
-        <w:rPr>
-          <w:rFonts w:hint="eastAsia"/>
-        </w:rPr>
-        <w:t xml:space="preserve">直接插入排序</w:t>
-      </w:r>
-    </w:p>
-    <w:p>
-      <w:pPr>
-        <w:pStyle w:val="BodyText"/>
-      </w:pPr>
-      <w:r>
-        <w:rPr>
-          <w:rFonts w:hint="eastAsia"/>
-          <w:b/>
-          <w:bCs/>
-        </w:rPr>
-        <w:t xml:space="preserve">[答案解析]</w:t>
+      <w:r>
+        <w:rPr>
+          <w:rStyle w:val="NormalTok"/>
+        </w:rPr>
+        <w:t xml:space="preserve">        </w:t>
+      </w:r>
+      <w:r>
+        <w:rPr>
+          <w:rStyle w:val="DataTypeTok"/>
+        </w:rPr>
+        <w:t xml:space="preserve">int</w:t>
+      </w:r>
+      <w:r>
+        <w:rPr>
+          <w:rStyle w:val="NormalTok"/>
+        </w:rPr>
+        <w:t xml:space="preserve"> absVal </w:t>
+      </w:r>
+      <w:r>
+        <w:rPr>
+          <w:rStyle w:val="OperatorTok"/>
+        </w:rPr>
+        <w:t xml:space="preserve">=</w:t>
+      </w:r>
+      <w:r>
+        <w:rPr>
+          <w:rStyle w:val="NormalTok"/>
+        </w:rPr>
+        <w:t xml:space="preserve"> abs</w:t>
+      </w:r>
+      <w:r>
+        <w:rPr>
+          <w:rStyle w:val="OperatorTok"/>
+        </w:rPr>
+        <w:t xml:space="preserve">(</w:t>
+      </w:r>
+      <w:r>
+        <w:rPr>
+          <w:rStyle w:val="NormalTok"/>
+        </w:rPr>
+        <w:t xml:space="preserve">curr</w:t>
+      </w:r>
+      <w:r>
+        <w:rPr>
+          <w:rStyle w:val="OperatorTok"/>
+        </w:rPr>
+        <w:t xml:space="preserve">-&gt;</w:t>
+      </w:r>
+      <w:r>
+        <w:rPr>
+          <w:rStyle w:val="NormalTok"/>
+        </w:rPr>
+        <w:t xml:space="preserve">data</w:t>
+      </w:r>
+      <w:r>
+        <w:rPr>
+          <w:rStyle w:val="OperatorTok"/>
+        </w:rPr>
+        <w:t xml:space="preserve">);</w:t>
       </w:r>
       <w:r>
         <w:br/>
       </w:r>
-    </w:p>
-    <w:p>
-      <w:pPr>
-        <w:pStyle w:val="BodyText"/>
-      </w:pPr>
-      <w:r>
-        <w:rPr>
-          <w:rFonts w:hint="eastAsia"/>
-        </w:rPr>
-        <w:t xml:space="preserve">希尔排序的基本思想是将数组按照一定增量分成若干子序列，对每个子序列进行直接插入排序，然后逐渐减小增量，重复此过程直至增量为1。</w:t>
-      </w:r>
-    </w:p>
-    <w:bookmarkEnd w:id="12"/>
-    <w:bookmarkStart w:id="22" w:name="综合应用题"/>
-    <w:p>
-      <w:pPr>
-        <w:pStyle w:val="Heading1"/>
-      </w:pPr>
-      <w:r>
-        <w:rPr>
-          <w:rFonts w:hint="eastAsia"/>
-        </w:rPr>
-        <w:t xml:space="preserve">综合应用题</w:t>
+      <w:r>
+        <w:rPr>
+          <w:rStyle w:val="NormalTok"/>
+        </w:rPr>
+        <w:t xml:space="preserve">        </w:t>
+      </w:r>
+      <w:r>
+        <w:rPr>
+          <w:rStyle w:val="KeywordTok"/>
+        </w:rPr>
+        <w:t xml:space="preserve">if</w:t>
+      </w:r>
+      <w:r>
+        <w:rPr>
+          <w:rStyle w:val="NormalTok"/>
+        </w:rPr>
+        <w:t xml:space="preserve"> </w:t>
+      </w:r>
+      <w:r>
+        <w:rPr>
+          <w:rStyle w:val="OperatorTok"/>
+        </w:rPr>
+        <w:t xml:space="preserve">(</w:t>
+      </w:r>
+      <w:r>
+        <w:rPr>
+          <w:rStyle w:val="NormalTok"/>
+        </w:rPr>
+        <w:t xml:space="preserve">visited</w:t>
+      </w:r>
+      <w:r>
+        <w:rPr>
+          <w:rStyle w:val="OperatorTok"/>
+        </w:rPr>
+        <w:t xml:space="preserve">[</w:t>
+      </w:r>
+      <w:r>
+        <w:rPr>
+          <w:rStyle w:val="NormalTok"/>
+        </w:rPr>
+        <w:t xml:space="preserve">absVal</w:t>
+      </w:r>
+      <w:r>
+        <w:rPr>
+          <w:rStyle w:val="OperatorTok"/>
+        </w:rPr>
+        <w:t xml:space="preserve">])</w:t>
+      </w:r>
+      <w:r>
+        <w:rPr>
+          <w:rStyle w:val="NormalTok"/>
+        </w:rPr>
+        <w:t xml:space="preserve"> </w:t>
+      </w:r>
+      <w:r>
+        <w:rPr>
+          <w:rStyle w:val="OperatorTok"/>
+        </w:rPr>
+        <w:t xml:space="preserve">{</w:t>
+      </w:r>
+      <w:r>
+        <w:rPr>
+          <w:rStyle w:val="NormalTok"/>
+        </w:rPr>
+        <w:t xml:space="preserve">  </w:t>
+      </w:r>
+      <w:r>
+        <w:rPr>
+          <w:rStyle w:val="CommentTok"/>
+        </w:rPr>
+        <w:t xml:space="preserve">// 已出现，删除当前结点</w:t>
+      </w:r>
+      <w:r>
+        <w:br/>
+      </w:r>
+      <w:r>
+        <w:rPr>
+          <w:rStyle w:val="NormalTok"/>
+        </w:rPr>
+        <w:t xml:space="preserve">            Node </w:t>
+      </w:r>
+      <w:r>
+        <w:rPr>
+          <w:rStyle w:val="OperatorTok"/>
+        </w:rPr>
+        <w:t xml:space="preserve">*</w:t>
+      </w:r>
+      <w:r>
+        <w:rPr>
+          <w:rStyle w:val="NormalTok"/>
+        </w:rPr>
+        <w:t xml:space="preserve">temp </w:t>
+      </w:r>
+      <w:r>
+        <w:rPr>
+          <w:rStyle w:val="OperatorTok"/>
+        </w:rPr>
+        <w:t xml:space="preserve">=</w:t>
+      </w:r>
+      <w:r>
+        <w:rPr>
+          <w:rStyle w:val="NormalTok"/>
+        </w:rPr>
+        <w:t xml:space="preserve"> curr</w:t>
+      </w:r>
+      <w:r>
+        <w:rPr>
+          <w:rStyle w:val="OperatorTok"/>
+        </w:rPr>
+        <w:t xml:space="preserve">;</w:t>
+      </w:r>
+      <w:r>
+        <w:br/>
+      </w:r>
+      <w:r>
+        <w:rPr>
+          <w:rStyle w:val="NormalTok"/>
+        </w:rPr>
+        <w:t xml:space="preserve">            </w:t>
+      </w:r>
+      <w:r>
+        <w:rPr>
+          <w:rStyle w:val="KeywordTok"/>
+        </w:rPr>
+        <w:t xml:space="preserve">if</w:t>
+      </w:r>
+      <w:r>
+        <w:rPr>
+          <w:rStyle w:val="NormalTok"/>
+        </w:rPr>
+        <w:t xml:space="preserve"> </w:t>
+      </w:r>
+      <w:r>
+        <w:rPr>
+          <w:rStyle w:val="OperatorTok"/>
+        </w:rPr>
+        <w:t xml:space="preserve">(</w:t>
+      </w:r>
+      <w:r>
+        <w:rPr>
+          <w:rStyle w:val="NormalTok"/>
+        </w:rPr>
+        <w:t xml:space="preserve">prev </w:t>
+      </w:r>
+      <w:r>
+        <w:rPr>
+          <w:rStyle w:val="OperatorTok"/>
+        </w:rPr>
+        <w:t xml:space="preserve">!=</w:t>
+      </w:r>
+      <w:r>
+        <w:rPr>
+          <w:rStyle w:val="NormalTok"/>
+        </w:rPr>
+        <w:t xml:space="preserve"> NULL</w:t>
+      </w:r>
+      <w:r>
+        <w:rPr>
+          <w:rStyle w:val="OperatorTok"/>
+        </w:rPr>
+        <w:t xml:space="preserve">)</w:t>
+      </w:r>
+      <w:r>
+        <w:rPr>
+          <w:rStyle w:val="NormalTok"/>
+        </w:rPr>
+        <w:t xml:space="preserve"> </w:t>
+      </w:r>
+      <w:r>
+        <w:rPr>
+          <w:rStyle w:val="OperatorTok"/>
+        </w:rPr>
+        <w:t xml:space="preserve">{</w:t>
+      </w:r>
+      <w:r>
+        <w:br/>
+      </w:r>
+      <w:r>
+        <w:rPr>
+          <w:rStyle w:val="NormalTok"/>
+        </w:rPr>
+        <w:t xml:space="preserve">                prev</w:t>
+      </w:r>
+      <w:r>
+        <w:rPr>
+          <w:rStyle w:val="OperatorTok"/>
+        </w:rPr>
+        <w:t xml:space="preserve">-&gt;</w:t>
+      </w:r>
+      <w:r>
+        <w:rPr>
+          <w:rStyle w:val="NormalTok"/>
+        </w:rPr>
+        <w:t xml:space="preserve">link </w:t>
+      </w:r>
+      <w:r>
+        <w:rPr>
+          <w:rStyle w:val="OperatorTok"/>
+        </w:rPr>
+        <w:t xml:space="preserve">=</w:t>
+      </w:r>
+      <w:r>
+        <w:rPr>
+          <w:rStyle w:val="NormalTok"/>
+        </w:rPr>
+        <w:t xml:space="preserve"> curr</w:t>
+      </w:r>
+      <w:r>
+        <w:rPr>
+          <w:rStyle w:val="OperatorTok"/>
+        </w:rPr>
+        <w:t xml:space="preserve">-&gt;</w:t>
+      </w:r>
+      <w:r>
+        <w:rPr>
+          <w:rStyle w:val="NormalTok"/>
+        </w:rPr>
+        <w:t xml:space="preserve">link</w:t>
+      </w:r>
+      <w:r>
+        <w:rPr>
+          <w:rStyle w:val="OperatorTok"/>
+        </w:rPr>
+        <w:t xml:space="preserve">;</w:t>
+      </w:r>
+      <w:r>
+        <w:br/>
+      </w:r>
+      <w:r>
+        <w:rPr>
+          <w:rStyle w:val="NormalTok"/>
+        </w:rPr>
+        <w:t xml:space="preserve">            </w:t>
+      </w:r>
+      <w:r>
+        <w:rPr>
+          <w:rStyle w:val="OperatorTok"/>
+        </w:rPr>
+        <w:t xml:space="preserve">}</w:t>
+      </w:r>
+      <w:r>
+        <w:rPr>
+          <w:rStyle w:val="NormalTok"/>
+        </w:rPr>
+        <w:t xml:space="preserve"> </w:t>
+      </w:r>
+      <w:r>
+        <w:rPr>
+          <w:rStyle w:val="KeywordTok"/>
+        </w:rPr>
+        <w:t xml:space="preserve">else</w:t>
+      </w:r>
+      <w:r>
+        <w:rPr>
+          <w:rStyle w:val="NormalTok"/>
+        </w:rPr>
+        <w:t xml:space="preserve"> </w:t>
+      </w:r>
+      <w:r>
+        <w:rPr>
+          <w:rStyle w:val="OperatorTok"/>
+        </w:rPr>
+        <w:t xml:space="preserve">{</w:t>
+      </w:r>
+      <w:r>
+        <w:br/>
+      </w:r>
+      <w:r>
+        <w:rPr>
+          <w:rStyle w:val="NormalTok"/>
+        </w:rPr>
+        <w:t xml:space="preserve">                head </w:t>
+      </w:r>
+      <w:r>
+        <w:rPr>
+          <w:rStyle w:val="OperatorTok"/>
+        </w:rPr>
+        <w:t xml:space="preserve">=</w:t>
+      </w:r>
+      <w:r>
+        <w:rPr>
+          <w:rStyle w:val="NormalTok"/>
+        </w:rPr>
+        <w:t xml:space="preserve"> curr</w:t>
+      </w:r>
+      <w:r>
+        <w:rPr>
+          <w:rStyle w:val="OperatorTok"/>
+        </w:rPr>
+        <w:t xml:space="preserve">-&gt;</w:t>
+      </w:r>
+      <w:r>
+        <w:rPr>
+          <w:rStyle w:val="NormalTok"/>
+        </w:rPr>
+        <w:t xml:space="preserve">link</w:t>
+      </w:r>
+      <w:r>
+        <w:rPr>
+          <w:rStyle w:val="OperatorTok"/>
+        </w:rPr>
+        <w:t xml:space="preserve">;</w:t>
+      </w:r>
+      <w:r>
+        <w:br/>
+      </w:r>
+      <w:r>
+        <w:rPr>
+          <w:rStyle w:val="NormalTok"/>
+        </w:rPr>
+        <w:t xml:space="preserve">            </w:t>
+      </w:r>
+      <w:r>
+        <w:rPr>
+          <w:rStyle w:val="OperatorTok"/>
+        </w:rPr>
+        <w:t xml:space="preserve">}</w:t>
+      </w:r>
+      <w:r>
+        <w:br/>
+      </w:r>
+      <w:r>
+        <w:rPr>
+          <w:rStyle w:val="NormalTok"/>
+        </w:rPr>
+        <w:t xml:space="preserve">            curr </w:t>
+      </w:r>
+      <w:r>
+        <w:rPr>
+          <w:rStyle w:val="OperatorTok"/>
+        </w:rPr>
+        <w:t xml:space="preserve">=</w:t>
+      </w:r>
+      <w:r>
+        <w:rPr>
+          <w:rStyle w:val="NormalTok"/>
+        </w:rPr>
+        <w:t xml:space="preserve"> curr</w:t>
+      </w:r>
+      <w:r>
+        <w:rPr>
+          <w:rStyle w:val="OperatorTok"/>
+        </w:rPr>
+        <w:t xml:space="preserve">-&gt;</w:t>
+      </w:r>
+      <w:r>
+        <w:rPr>
+          <w:rStyle w:val="NormalTok"/>
+        </w:rPr>
+        <w:t xml:space="preserve">link</w:t>
+      </w:r>
+      <w:r>
+        <w:rPr>
+          <w:rStyle w:val="OperatorTok"/>
+        </w:rPr>
+        <w:t xml:space="preserve">;</w:t>
+      </w:r>
+      <w:r>
+        <w:br/>
+      </w:r>
+      <w:r>
+        <w:rPr>
+          <w:rStyle w:val="NormalTok"/>
+        </w:rPr>
+        <w:t xml:space="preserve">            free</w:t>
+      </w:r>
+      <w:r>
+        <w:rPr>
+          <w:rStyle w:val="OperatorTok"/>
+        </w:rPr>
+        <w:t xml:space="preserve">(</w:t>
+      </w:r>
+      <w:r>
+        <w:rPr>
+          <w:rStyle w:val="NormalTok"/>
+        </w:rPr>
+        <w:t xml:space="preserve">temp</w:t>
+      </w:r>
+      <w:r>
+        <w:rPr>
+          <w:rStyle w:val="OperatorTok"/>
+        </w:rPr>
+        <w:t xml:space="preserve">);</w:t>
+      </w:r>
+      <w:r>
+        <w:br/>
+      </w:r>
+      <w:r>
+        <w:rPr>
+          <w:rStyle w:val="NormalTok"/>
+        </w:rPr>
+        <w:t xml:space="preserve">        </w:t>
+      </w:r>
+      <w:r>
+        <w:rPr>
+          <w:rStyle w:val="OperatorTok"/>
+        </w:rPr>
+        <w:t xml:space="preserve">}</w:t>
+      </w:r>
+      <w:r>
+        <w:rPr>
+          <w:rStyle w:val="NormalTok"/>
+        </w:rPr>
+        <w:t xml:space="preserve"> </w:t>
+      </w:r>
+      <w:r>
+        <w:rPr>
+          <w:rStyle w:val="KeywordTok"/>
+        </w:rPr>
+        <w:t xml:space="preserve">else</w:t>
+      </w:r>
+      <w:r>
+        <w:rPr>
+          <w:rStyle w:val="NormalTok"/>
+        </w:rPr>
+        <w:t xml:space="preserve"> </w:t>
+      </w:r>
+      <w:r>
+        <w:rPr>
+          <w:rStyle w:val="OperatorTok"/>
+        </w:rPr>
+        <w:t xml:space="preserve">{</w:t>
+      </w:r>
+      <w:r>
+        <w:br/>
+      </w:r>
+      <w:r>
+        <w:rPr>
+          <w:rStyle w:val="NormalTok"/>
+        </w:rPr>
+        <w:t xml:space="preserve">            visited</w:t>
+      </w:r>
+      <w:r>
+        <w:rPr>
+          <w:rStyle w:val="OperatorTok"/>
+        </w:rPr>
+        <w:t xml:space="preserve">[</w:t>
+      </w:r>
+      <w:r>
+        <w:rPr>
+          <w:rStyle w:val="NormalTok"/>
+        </w:rPr>
+        <w:t xml:space="preserve">absVal</w:t>
+      </w:r>
+      <w:r>
+        <w:rPr>
+          <w:rStyle w:val="OperatorTok"/>
+        </w:rPr>
+        <w:t xml:space="preserve">]</w:t>
+      </w:r>
+      <w:r>
+        <w:rPr>
+          <w:rStyle w:val="NormalTok"/>
+        </w:rPr>
+        <w:t xml:space="preserve"> </w:t>
+      </w:r>
+      <w:r>
+        <w:rPr>
+          <w:rStyle w:val="OperatorTok"/>
+        </w:rPr>
+        <w:t xml:space="preserve">=</w:t>
+      </w:r>
+      <w:r>
+        <w:rPr>
+          <w:rStyle w:val="NormalTok"/>
+        </w:rPr>
+        <w:t xml:space="preserve"> true</w:t>
+      </w:r>
+      <w:r>
+        <w:rPr>
+          <w:rStyle w:val="OperatorTok"/>
+        </w:rPr>
+        <w:t xml:space="preserve">;</w:t>
+      </w:r>
+      <w:r>
+        <w:br/>
+      </w:r>
+      <w:r>
+        <w:rPr>
+          <w:rStyle w:val="NormalTok"/>
+        </w:rPr>
+        <w:t xml:space="preserve">            prev </w:t>
+      </w:r>
+      <w:r>
+        <w:rPr>
+          <w:rStyle w:val="OperatorTok"/>
+        </w:rPr>
+        <w:t xml:space="preserve">=</w:t>
+      </w:r>
+      <w:r>
+        <w:rPr>
+          <w:rStyle w:val="NormalTok"/>
+        </w:rPr>
+        <w:t xml:space="preserve"> curr</w:t>
+      </w:r>
+      <w:r>
+        <w:rPr>
+          <w:rStyle w:val="OperatorTok"/>
+        </w:rPr>
+        <w:t xml:space="preserve">;</w:t>
+      </w:r>
+      <w:r>
+        <w:br/>
+      </w:r>
+      <w:r>
+        <w:rPr>
+          <w:rStyle w:val="NormalTok"/>
+        </w:rPr>
+        <w:t xml:space="preserve">            curr </w:t>
+      </w:r>
+      <w:r>
+        <w:rPr>
+          <w:rStyle w:val="OperatorTok"/>
+        </w:rPr>
+        <w:t xml:space="preserve">=</w:t>
+      </w:r>
+      <w:r>
+        <w:rPr>
+          <w:rStyle w:val="NormalTok"/>
+        </w:rPr>
+        <w:t xml:space="preserve"> curr</w:t>
+      </w:r>
+      <w:r>
+        <w:rPr>
+          <w:rStyle w:val="OperatorTok"/>
+        </w:rPr>
+        <w:t xml:space="preserve">-&gt;</w:t>
+      </w:r>
+      <w:r>
+        <w:rPr>
+          <w:rStyle w:val="NormalTok"/>
+        </w:rPr>
+        <w:t xml:space="preserve">link</w:t>
+      </w:r>
+      <w:r>
+        <w:rPr>
+          <w:rStyle w:val="OperatorTok"/>
+        </w:rPr>
+        <w:t xml:space="preserve">;</w:t>
+      </w:r>
+      <w:r>
+        <w:br/>
+      </w:r>
+      <w:r>
+        <w:rPr>
+          <w:rStyle w:val="NormalTok"/>
+        </w:rPr>
+        <w:t xml:space="preserve">        </w:t>
+      </w:r>
+      <w:r>
+        <w:rPr>
+          <w:rStyle w:val="OperatorTok"/>
+        </w:rPr>
+        <w:t xml:space="preserve">}</w:t>
+      </w:r>
+      <w:r>
+        <w:br/>
+      </w:r>
+      <w:r>
+        <w:rPr>
+          <w:rStyle w:val="NormalTok"/>
+        </w:rPr>
+        <w:t xml:space="preserve">    </w:t>
+      </w:r>
+      <w:r>
+        <w:rPr>
+          <w:rStyle w:val="OperatorTok"/>
+        </w:rPr>
+        <w:t xml:space="preserve">}</w:t>
+      </w:r>
+      <w:r>
+        <w:br/>
+      </w:r>
+      <w:r>
+        <w:rPr>
+          <w:rStyle w:val="NormalTok"/>
+        </w:rPr>
+        <w:t xml:space="preserve">    free</w:t>
+      </w:r>
+      <w:r>
+        <w:rPr>
+          <w:rStyle w:val="OperatorTok"/>
+        </w:rPr>
+        <w:t xml:space="preserve">(</w:t>
+      </w:r>
+      <w:r>
+        <w:rPr>
+          <w:rStyle w:val="NormalTok"/>
+        </w:rPr>
+        <w:t xml:space="preserve">visited</w:t>
+      </w:r>
+      <w:r>
+        <w:rPr>
+          <w:rStyle w:val="OperatorTok"/>
+        </w:rPr>
+        <w:t xml:space="preserve">);</w:t>
+      </w:r>
+      <w:r>
+        <w:br/>
+      </w:r>
+      <w:r>
+        <w:rPr>
+          <w:rStyle w:val="NormalTok"/>
+        </w:rPr>
+        <w:t xml:space="preserve">    </w:t>
+      </w:r>
+      <w:r>
+        <w:rPr>
+          <w:rStyle w:val="KeywordTok"/>
+        </w:rPr>
+        <w:t xml:space="preserve">return</w:t>
+      </w:r>
+      <w:r>
+        <w:rPr>
+          <w:rStyle w:val="NormalTok"/>
+        </w:rPr>
+        <w:t xml:space="preserve"> head</w:t>
+      </w:r>
+      <w:r>
+        <w:rPr>
+          <w:rStyle w:val="OperatorTok"/>
+        </w:rPr>
+        <w:t xml:space="preserve">;</w:t>
+      </w:r>
+      <w:r>
+        <w:br/>
+      </w:r>
+      <w:r>
+        <w:rPr>
+          <w:rStyle w:val="OperatorTok"/>
+        </w:rPr>
+        <w:t xml:space="preserve">}</w:t>
       </w:r>
     </w:p>
     <w:p>
@@ -3696,6 +5023,81 @@
         <w:pStyle w:val="FirstParagraph"/>
       </w:pPr>
       <w:r>
+        <w:t xml:space="preserve">4) </w:t>
+      </w:r>
+      <w:r>
+        <w:rPr>
+          <w:rFonts w:hint="eastAsia"/>
+        </w:rPr>
+        <w:t xml:space="preserve">时间复杂度：</w:t>
+      </w:r>
+      <m:oMath>
+        <m:r>
+          <m:t>O</m:t>
+        </m:r>
+        <m:r>
+          <m:rPr>
+            <m:sty m:val="p"/>
+          </m:rPr>
+          <m:t>(</m:t>
+        </m:r>
+        <m:r>
+          <m:t>m</m:t>
+        </m:r>
+        <m:r>
+          <m:rPr>
+            <m:sty m:val="p"/>
+          </m:rPr>
+          <m:t>)</m:t>
+        </m:r>
+      </m:oMath>
+      <w:r>
+        <w:rPr>
+          <w:rFonts w:hint="eastAsia"/>
+        </w:rPr>
+        <w:t xml:space="preserve">（单次遍历链表）。</w:t>
+      </w:r>
+      <w:r>
+        <w:br/>
+      </w:r>
+      <w:r>
+        <w:rPr>
+          <w:rFonts w:hint="eastAsia"/>
+        </w:rPr>
+        <w:t xml:space="preserve">空间复杂度：</w:t>
+      </w:r>
+      <m:oMath>
+        <m:r>
+          <m:t>O</m:t>
+        </m:r>
+        <m:r>
+          <m:rPr>
+            <m:sty m:val="p"/>
+          </m:rPr>
+          <m:t>(</m:t>
+        </m:r>
+        <m:r>
+          <m:t>n</m:t>
+        </m:r>
+        <m:r>
+          <m:rPr>
+            <m:sty m:val="p"/>
+          </m:rPr>
+          <m:t>)</m:t>
+        </m:r>
+      </m:oMath>
+      <w:r>
+        <w:rPr>
+          <w:rFonts w:hint="eastAsia"/>
+        </w:rPr>
+        <w:t xml:space="preserve">（辅助标记数组）。</w:t>
+      </w:r>
+    </w:p>
+    <w:p>
+      <w:pPr>
+        <w:pStyle w:val="BodyText"/>
+      </w:pPr>
+      <w:r>
         <w:rPr>
           <w:rFonts w:hint="eastAsia"/>
           <w:b/>
@@ -3715,74 +5117,7 @@
         <w:rPr>
           <w:rFonts w:hint="eastAsia"/>
         </w:rPr>
-        <w:t xml:space="preserve">(15分)用单链表保存</w:t>
-      </w:r>
-      <w:r>
-        <w:t xml:space="preserve"> </w:t>
-      </w:r>
-      <m:oMath>
-        <m:r>
-          <m:t>m</m:t>
-        </m:r>
-      </m:oMath>
-      <w:r>
-        <w:t xml:space="preserve"> </w:t>
-      </w:r>
-      <w:r>
-        <w:rPr>
-          <w:rFonts w:hint="eastAsia"/>
-        </w:rPr>
-        <w:t xml:space="preserve">个整数，结点的结构为[data][link]，且|data|</w:t>
-      </w:r>
-      <w:r>
-        <w:t xml:space="preserve"> </w:t>
-      </w:r>
-      <m:oMath>
-        <m:r>
-          <m:rPr>
-            <m:sty m:val="p"/>
-          </m:rPr>
-          <m:t>≤</m:t>
-        </m:r>
-        <m:r>
-          <m:t>n</m:t>
-        </m:r>
-        <m:r>
-          <m:rPr>
-            <m:sty m:val="p"/>
-          </m:rPr>
-          <m:t>(</m:t>
-        </m:r>
-        <m:r>
-          <m:t>n</m:t>
-        </m:r>
-      </m:oMath>
-      <w:r>
-        <w:t xml:space="preserve"> </w:t>
-      </w:r>
-      <w:r>
-        <w:rPr>
-          <w:rFonts w:hint="eastAsia"/>
-        </w:rPr>
-        <w:t xml:space="preserve">为正整数）。现要求设计一个时间复杂度尽可能高效的算法，对于链表中</w:t>
-      </w:r>
-      <w:r>
-        <w:t xml:space="preserve"> data </w:t>
-      </w:r>
-      <w:r>
-        <w:rPr>
-          <w:rFonts w:hint="eastAsia"/>
-        </w:rPr>
-        <w:t xml:space="preserve">的绝对值相等的结点，仅保留第一次出现的结点而删除其余绝对值相等的结点。例如，若给定的单链表</w:t>
-      </w:r>
-      <w:r>
-        <w:t xml:space="preserve"> HEAD </w:t>
-      </w:r>
-      <w:r>
-        <w:rPr>
-          <w:rFonts w:hint="eastAsia"/>
-        </w:rPr>
-        <w:t xml:space="preserve">如下：</w:t>
+        <w:t xml:space="preserve">(8分)已知含有5个顶点的图G如下图所示。</w:t>
       </w:r>
       <w:r>
         <w:br/>
@@ -3795,745 +5130,20 @@
       <w:r>
         <w:drawing>
           <wp:inline>
-            <wp:extent cx="2133600" cy="339115"/>
+            <wp:extent cx="1600200" cy="894735"/>
             <wp:effectExtent b="0" l="0" r="0" t="0"/>
             <wp:docPr descr="" title="" id="14" name="Picture"/>
             <a:graphic>
               <a:graphicData uri="http://schemas.openxmlformats.org/drawingml/2006/picture">
                 <pic:pic>
                   <pic:nvPicPr>
-                    <pic:cNvPr descr="images/829013fbbd7ef6cb28c103de7edf42c7821e3ab809ac0a331c5295531da62d0b.jpg" id="15" name="Picture"/>
+                    <pic:cNvPr descr="images/5effb22909a8f9f41fae71fa496d27eb42d3d6f98a36725ea6d1691e02daf6c9.jpg" id="15" name="Picture"/>
                     <pic:cNvPicPr>
                       <a:picLocks noChangeArrowheads="1" noChangeAspect="1"/>
                     </pic:cNvPicPr>
                   </pic:nvPicPr>
                   <pic:blipFill>
                     <a:blip r:embed="rId13"/>
-                    <a:stretch>
-                      <a:fillRect/>
-                    </a:stretch>
-                  </pic:blipFill>
-                  <pic:spPr bwMode="auto">
-                    <a:xfrm>
-                      <a:off x="0" y="0"/>
-                      <a:ext cx="2133600" cy="339115"/>
-                    </a:xfrm>
-                    <a:prstGeom prst="rect">
-                      <a:avLst/>
-                    </a:prstGeom>
-                    <a:noFill/>
-                    <a:ln w="9525">
-                      <a:noFill/>
-                      <a:headEnd/>
-                      <a:tailEnd/>
-                    </a:ln>
-                  </pic:spPr>
-                </pic:pic>
-              </a:graphicData>
-            </a:graphic>
-          </wp:inline>
-        </w:drawing>
-      </w:r>
-    </w:p>
-    <w:p>
-      <w:pPr>
-        <w:pStyle w:val="FirstParagraph"/>
-      </w:pPr>
-      <w:r>
-        <w:br/>
-      </w:r>
-    </w:p>
-    <w:p>
-      <w:pPr>
-        <w:pStyle w:val="BodyText"/>
-      </w:pPr>
-      <w:r>
-        <w:rPr>
-          <w:rFonts w:hint="eastAsia"/>
-        </w:rPr>
-        <w:t xml:space="preserve">则删除结点后的</w:t>
-      </w:r>
-      <w:r>
-        <w:t xml:space="preserve"> HEAD </w:t>
-      </w:r>
-      <w:r>
-        <w:rPr>
-          <w:rFonts w:hint="eastAsia"/>
-        </w:rPr>
-        <w:t xml:space="preserve">为</w:t>
-      </w:r>
-      <w:r>
-        <w:br/>
-      </w:r>
-    </w:p>
-    <w:p>
-      <w:pPr>
-        <w:pStyle w:val="Figure"/>
-      </w:pPr>
-      <w:r>
-        <w:drawing>
-          <wp:inline>
-            <wp:extent cx="2133600" cy="529063"/>
-            <wp:effectExtent b="0" l="0" r="0" t="0"/>
-            <wp:docPr descr="" title="" id="17" name="Picture"/>
-            <a:graphic>
-              <a:graphicData uri="http://schemas.openxmlformats.org/drawingml/2006/picture">
-                <pic:pic>
-                  <pic:nvPicPr>
-                    <pic:cNvPr descr="images/5998f445d746ce73fbafa04e06b542db17184518aa6a8fd5033896bc03012969.jpg" id="18" name="Picture"/>
-                    <pic:cNvPicPr>
-                      <a:picLocks noChangeArrowheads="1" noChangeAspect="1"/>
-                    </pic:cNvPicPr>
-                  </pic:nvPicPr>
-                  <pic:blipFill>
-                    <a:blip r:embed="rId16"/>
-                    <a:stretch>
-                      <a:fillRect/>
-                    </a:stretch>
-                  </pic:blipFill>
-                  <pic:spPr bwMode="auto">
-                    <a:xfrm>
-                      <a:off x="0" y="0"/>
-                      <a:ext cx="2133600" cy="529063"/>
-                    </a:xfrm>
-                    <a:prstGeom prst="rect">
-                      <a:avLst/>
-                    </a:prstGeom>
-                    <a:noFill/>
-                    <a:ln w="9525">
-                      <a:noFill/>
-                      <a:headEnd/>
-                      <a:tailEnd/>
-                    </a:ln>
-                  </pic:spPr>
-                </pic:pic>
-              </a:graphicData>
-            </a:graphic>
-          </wp:inline>
-        </w:drawing>
-      </w:r>
-    </w:p>
-    <w:p>
-      <w:pPr>
-        <w:pStyle w:val="FirstParagraph"/>
-      </w:pPr>
-      <w:r>
-        <w:br/>
-      </w:r>
-    </w:p>
-    <w:p>
-      <w:pPr>
-        <w:pStyle w:val="BodyText"/>
-      </w:pPr>
-      <w:r>
-        <w:rPr>
-          <w:rFonts w:hint="eastAsia"/>
-        </w:rPr>
-        <w:t xml:space="preserve">要求：</w:t>
-      </w:r>
-      <w:r>
-        <w:br/>
-      </w:r>
-      <w:r>
-        <w:rPr>
-          <w:rFonts w:hint="eastAsia"/>
-        </w:rPr>
-        <w:t xml:space="preserve">1）给出算法的基本设计思想。</w:t>
-      </w:r>
-      <w:r>
-        <w:br/>
-      </w:r>
-      <w:r>
-        <w:t xml:space="preserve">(2) </w:t>
-      </w:r>
-      <w:r>
-        <w:rPr>
-          <w:rFonts w:hint="eastAsia"/>
-        </w:rPr>
-        <w:t xml:space="preserve">使用</w:t>
-      </w:r>
-      <w:r>
-        <w:t xml:space="preserve"> C </w:t>
-      </w:r>
-      <w:r>
-        <w:rPr>
-          <w:rFonts w:hint="eastAsia"/>
-        </w:rPr>
-        <w:t xml:space="preserve">或</w:t>
-      </w:r>
-      <w:r>
-        <w:t xml:space="preserve"> </w:t>
-      </w:r>
-      <m:oMath>
-        <m:r>
-          <m:rPr>
-            <m:sty m:val="p"/>
-          </m:rPr>
-          <m:t>C</m:t>
-        </m:r>
-        <m:r>
-          <m:rPr>
-            <m:sty m:val="p"/>
-          </m:rPr>
-          <m:t>+</m:t>
-        </m:r>
-        <m:r>
-          <m:rPr>
-            <m:sty m:val="p"/>
-          </m:rPr>
-          <m:t>+</m:t>
-        </m:r>
-      </m:oMath>
-      <w:r>
-        <w:t xml:space="preserve"> </w:t>
-      </w:r>
-      <w:r>
-        <w:rPr>
-          <w:rFonts w:hint="eastAsia"/>
-        </w:rPr>
-        <w:t xml:space="preserve">语言,</w:t>
-      </w:r>
-      <w:r>
-        <w:t xml:space="preserve"> </w:t>
-      </w:r>
-      <w:r>
-        <w:rPr>
-          <w:rFonts w:hint="eastAsia"/>
-        </w:rPr>
-        <w:t xml:space="preserve">给出单链表结点的数据类型定义。</w:t>
-      </w:r>
-      <w:r>
-        <w:br/>
-      </w:r>
-      <w:r>
-        <w:t xml:space="preserve">(3) </w:t>
-      </w:r>
-      <w:r>
-        <w:rPr>
-          <w:rFonts w:hint="eastAsia"/>
-        </w:rPr>
-        <w:t xml:space="preserve">根据设计思想,</w:t>
-      </w:r>
-      <w:r>
-        <w:t xml:space="preserve"> </w:t>
-      </w:r>
-      <w:r>
-        <w:rPr>
-          <w:rFonts w:hint="eastAsia"/>
-        </w:rPr>
-        <w:t xml:space="preserve">采用</w:t>
-      </w:r>
-      <w:r>
-        <w:t xml:space="preserve"> C </w:t>
-      </w:r>
-      <w:r>
-        <w:rPr>
-          <w:rFonts w:hint="eastAsia"/>
-        </w:rPr>
-        <w:t xml:space="preserve">或</w:t>
-      </w:r>
-      <w:r>
-        <w:t xml:space="preserve"> </w:t>
-      </w:r>
-      <m:oMath>
-        <m:r>
-          <m:rPr>
-            <m:sty m:val="p"/>
-          </m:rPr>
-          <m:t>C</m:t>
-        </m:r>
-        <m:r>
-          <m:rPr>
-            <m:sty m:val="p"/>
-          </m:rPr>
-          <m:t>+</m:t>
-        </m:r>
-        <m:r>
-          <m:rPr>
-            <m:sty m:val="p"/>
-          </m:rPr>
-          <m:t>+</m:t>
-        </m:r>
-      </m:oMath>
-      <w:r>
-        <w:t xml:space="preserve"> </w:t>
-      </w:r>
-      <w:r>
-        <w:rPr>
-          <w:rFonts w:hint="eastAsia"/>
-        </w:rPr>
-        <w:t xml:space="preserve">语言描述算法,</w:t>
-      </w:r>
-      <w:r>
-        <w:t xml:space="preserve"> </w:t>
-      </w:r>
-      <w:r>
-        <w:rPr>
-          <w:rFonts w:hint="eastAsia"/>
-        </w:rPr>
-        <w:t xml:space="preserve">关键之处给出注释。</w:t>
-      </w:r>
-      <w:r>
-        <w:br/>
-      </w:r>
-      <w:r>
-        <w:rPr>
-          <w:rFonts w:hint="eastAsia"/>
-        </w:rPr>
-        <w:t xml:space="preserve">4）说明你所设计算法的时间复杂度和空间复杂度。</w:t>
-      </w:r>
-    </w:p>
-    <w:p>
-      <w:pPr>
-        <w:pStyle w:val="BodyText"/>
-      </w:pPr>
-      <w:r>
-        <w:rPr>
-          <w:rFonts w:hint="eastAsia"/>
-          <w:b/>
-          <w:bCs/>
-        </w:rPr>
-        <w:t xml:space="preserve">[参考答案]</w:t>
-      </w:r>
-      <w:r>
-        <w:br/>
-      </w:r>
-    </w:p>
-    <w:p>
-      <w:pPr>
-        <w:pStyle w:val="BodyText"/>
-      </w:pPr>
-      <w:r>
-        <w:t xml:space="preserve">1) </w:t>
-      </w:r>
-      <w:r>
-        <w:rPr>
-          <w:rFonts w:hint="eastAsia"/>
-        </w:rPr>
-        <w:t xml:space="preserve">算法的基本设计思想：</w:t>
-      </w:r>
-      <w:r>
-        <w:t xml:space="preserve"> </w:t>
-      </w:r>
-      <w:r>
-        <w:rPr>
-          <w:rFonts w:hint="eastAsia"/>
-        </w:rPr>
-        <w:t xml:space="preserve">使用一个布尔数组记录已经出现过的绝对值，遍历链表，对于每个节点，检查其绝对值是否已经出现过，如果出现过则删除该节点，否则标记该绝对值为已出现。</w:t>
-      </w:r>
-    </w:p>
-    <w:p>
-      <w:pPr>
-        <w:pStyle w:val="BodyText"/>
-      </w:pPr>
-      <w:r>
-        <w:t xml:space="preserve">2) </w:t>
-      </w:r>
-      <w:r>
-        <w:rPr>
-          <w:rFonts w:hint="eastAsia"/>
-        </w:rPr>
-        <w:t xml:space="preserve">单链表节点的数据类型定义：</w:t>
-      </w:r>
-    </w:p>
-    <w:p>
-      <w:pPr>
-        <w:pStyle w:val="BodyText"/>
-      </w:pPr>
-      <w:r>
-        <w:rPr>
-          <w:rFonts w:hint="eastAsia"/>
-          <w:b/>
-          <w:bCs/>
-        </w:rPr>
-        <w:t xml:space="preserve">[答案解析]</w:t>
-      </w:r>
-      <w:r>
-        <w:br/>
-      </w:r>
-    </w:p>
-    <w:p>
-      <w:pPr>
-        <w:pStyle w:val="BodyText"/>
-      </w:pPr>
-      <w:r>
-        <w:t xml:space="preserve">typedef struct Node</w:t>
-      </w:r>
-      <w:r>
-        <w:t xml:space="preserve"> </w:t>
-      </w:r>
-      <w:r>
-        <w:t xml:space="preserve"> </w:t>
-      </w:r>
-      <w:r>
-        <w:t xml:space="preserve">int data;</w:t>
-      </w:r>
-      <w:r>
-        <w:t xml:space="preserve"> </w:t>
-      </w:r>
-      <w:r>
-        <w:t xml:space="preserve">struct Node* link;</w:t>
-      </w:r>
-      <w:r>
-        <w:t xml:space="preserve"> </w:t>
-      </w:r>
-      <w:r>
-        <w:t xml:space="preserve"> </w:t>
-      </w:r>
-      <w:r>
-        <w:t xml:space="preserve">Node, *LinkList;</w:t>
-      </w:r>
-    </w:p>
-    <w:p>
-      <w:pPr>
-        <w:pStyle w:val="BodyText"/>
-      </w:pPr>
-      <w:r>
-        <w:t xml:space="preserve">3) </w:t>
-      </w:r>
-      <w:r>
-        <w:rPr>
-          <w:rFonts w:hint="eastAsia"/>
-        </w:rPr>
-        <w:t xml:space="preserve">算法实现：</w:t>
-      </w:r>
-      <w:r>
-        <w:t xml:space="preserve"> </w:t>
-      </w:r>
-      <w:r>
-        <w:t xml:space="preserve">#include &lt;stdlib.h&gt;</w:t>
-      </w:r>
-      <w:r>
-        <w:t xml:space="preserve"> </w:t>
-      </w:r>
-      <w:r>
-        <w:t xml:space="preserve">#include &lt;stdio.h&gt;</w:t>
-      </w:r>
-      <w:r>
-        <w:t xml:space="preserve"> </w:t>
-      </w:r>
-      <w:r>
-        <w:t xml:space="preserve">#include &lt;math.h&gt;</w:t>
-      </w:r>
-    </w:p>
-    <w:p>
-      <w:pPr>
-        <w:pStyle w:val="BodyText"/>
-      </w:pPr>
-      <w:r>
-        <w:t xml:space="preserve">Node* removeDuplicateAbs(Node* head, int n)</w:t>
-      </w:r>
-    </w:p>
-    <w:p>
-      <w:pPr>
-        <w:pStyle w:val="BodyText"/>
-      </w:pPr>
-      <w:r>
-        <w:t xml:space="preserve">if (!head) return head;</w:t>
-      </w:r>
-    </w:p>
-    <w:p>
-      <w:pPr>
-        <w:pStyle w:val="BodyText"/>
-      </w:pPr>
-      <w:r>
-        <w:t xml:space="preserve">// </w:t>
-      </w:r>
-      <w:r>
-        <w:rPr>
-          <w:rFonts w:hint="eastAsia"/>
-        </w:rPr>
-        <w:t xml:space="preserve">创建布尔数组，用于标记绝对值是否出现过</w:t>
-      </w:r>
-      <w:r>
-        <w:t xml:space="preserve"> </w:t>
-      </w:r>
-      <w:r>
-        <w:t xml:space="preserve">// </w:t>
-      </w:r>
-      <w:r>
-        <w:rPr>
-          <w:rFonts w:hint="eastAsia"/>
-        </w:rPr>
-        <w:t xml:space="preserve">数组大小为n+1，索引0到n分别表示绝对值0到n</w:t>
-      </w:r>
-      <w:r>
-        <w:t xml:space="preserve"> </w:t>
-      </w:r>
-      <w:r>
-        <w:t xml:space="preserve">bool* visited = (bool*)calloc(n + 1, sizeof(bool));</w:t>
-      </w:r>
-    </w:p>
-    <w:p>
-      <w:pPr>
-        <w:pStyle w:val="BodyText"/>
-      </w:pPr>
-      <w:r>
-        <w:t xml:space="preserve">Node* prev = NULL;</w:t>
-      </w:r>
-      <w:r>
-        <w:t xml:space="preserve"> </w:t>
-      </w:r>
-      <w:r>
-        <w:t xml:space="preserve">Node* curr = head;</w:t>
-      </w:r>
-    </w:p>
-    <w:p>
-      <w:pPr>
-        <w:pStyle w:val="BodyText"/>
-      </w:pPr>
-      <w:r>
-        <w:t xml:space="preserve">while (curr != NULL)</w:t>
-      </w:r>
-    </w:p>
-    <w:p>
-      <w:pPr>
-        <w:pStyle w:val="BodyText"/>
-      </w:pPr>
-      <w:r>
-        <w:t xml:space="preserve">int absValue = abs(curr-&gt;data);</w:t>
-      </w:r>
-    </w:p>
-    <w:p>
-      <w:pPr>
-        <w:pStyle w:val="BodyText"/>
-      </w:pPr>
-      <w:r>
-        <w:t xml:space="preserve">// </w:t>
-      </w:r>
-      <w:r>
-        <w:rPr>
-          <w:rFonts w:hint="eastAsia"/>
-        </w:rPr>
-        <w:t xml:space="preserve">如果该绝对值已经出现过，则删除当前节点</w:t>
-      </w:r>
-      <w:r>
-        <w:t xml:space="preserve"> </w:t>
-      </w:r>
-      <w:r>
-        <w:t xml:space="preserve">if (visited[absValue])</w:t>
-      </w:r>
-      <w:r>
-        <w:t xml:space="preserve"> </w:t>
-      </w:r>
-      <w:r>
-        <w:t xml:space="preserve"> </w:t>
-      </w:r>
-      <w:r>
-        <w:t xml:space="preserve">Node* toDelete = curr;</w:t>
-      </w:r>
-      <w:r>
-        <w:t xml:space="preserve"> </w:t>
-      </w:r>
-      <w:r>
-        <w:t xml:space="preserve">if (prev)</w:t>
-      </w:r>
-      <w:r>
-        <w:t xml:space="preserve"> </w:t>
-      </w:r>
-      <w:r>
-        <w:t xml:space="preserve"> </w:t>
-      </w:r>
-      <w:r>
-        <w:t xml:space="preserve">prev-&gt;link = curr-&gt;link; // </w:t>
-      </w:r>
-      <w:r>
-        <w:rPr>
-          <w:rFonts w:hint="eastAsia"/>
-        </w:rPr>
-        <w:t xml:space="preserve">跳过当前节点</w:t>
-      </w:r>
-      <w:r>
-        <w:t xml:space="preserve"> </w:t>
-      </w:r>
-      <w:r>
-        <w:t xml:space="preserve">curr = curr-&gt;link;</w:t>
-      </w:r>
-      <w:r>
-        <w:t xml:space="preserve"> </w:t>
-      </w:r>
-      <w:r>
-        <w:t xml:space="preserve"> </w:t>
-      </w:r>
-      <w:r>
-        <w:t xml:space="preserve">else</w:t>
-      </w:r>
-      <w:r>
-        <w:t xml:space="preserve"> </w:t>
-      </w:r>
-      <w:r>
-        <w:t xml:space="preserve"> </w:t>
-      </w:r>
-      <w:r>
-        <w:t xml:space="preserve">// </w:t>
-      </w:r>
-      <w:r>
-        <w:rPr>
-          <w:rFonts w:hint="eastAsia"/>
-        </w:rPr>
-        <w:t xml:space="preserve">如果删除的是头节点</w:t>
-      </w:r>
-      <w:r>
-        <w:t xml:space="preserve"> </w:t>
-      </w:r>
-      <w:r>
-        <w:t xml:space="preserve">head = curr-&gt;link;</w:t>
-      </w:r>
-      <w:r>
-        <w:t xml:space="preserve"> </w:t>
-      </w:r>
-      <w:r>
-        <w:t xml:space="preserve">curr = head;</w:t>
-      </w:r>
-      <w:r>
-        <w:t xml:space="preserve"> </w:t>
-      </w:r>
-      <w:r>
-        <w:t xml:space="preserve"> </w:t>
-      </w:r>
-      <w:r>
-        <w:t xml:space="preserve">free(toDelete);</w:t>
-      </w:r>
-      <w:r>
-        <w:t xml:space="preserve"> </w:t>
-      </w:r>
-      <w:r>
-        <w:t xml:space="preserve"> </w:t>
-      </w:r>
-      <w:r>
-        <w:t xml:space="preserve">else</w:t>
-      </w:r>
-      <w:r>
-        <w:t xml:space="preserve"> </w:t>
-      </w:r>
-      <w:r>
-        <w:t xml:space="preserve"> </w:t>
-      </w:r>
-      <w:r>
-        <w:t xml:space="preserve">// </w:t>
-      </w:r>
-      <w:r>
-        <w:rPr>
-          <w:rFonts w:hint="eastAsia"/>
-        </w:rPr>
-        <w:t xml:space="preserve">否则标记该绝对值为已出现，并移动指针</w:t>
-      </w:r>
-      <w:r>
-        <w:t xml:space="preserve"> </w:t>
-      </w:r>
-      <w:r>
-        <w:t xml:space="preserve">visited[absValue] = true;</w:t>
-      </w:r>
-      <w:r>
-        <w:t xml:space="preserve"> </w:t>
-      </w:r>
-      <w:r>
-        <w:t xml:space="preserve">prev = curr;</w:t>
-      </w:r>
-      <w:r>
-        <w:t xml:space="preserve"> </w:t>
-      </w:r>
-      <w:r>
-        <w:t xml:space="preserve">curr = curr-&gt;link;</w:t>
-      </w:r>
-      <w:r>
-        <w:t xml:space="preserve"> </w:t>
-      </w:r>
-    </w:p>
-    <w:p>
-      <w:pPr>
-        <w:pStyle w:val="BodyText"/>
-      </w:pPr>
-      <w:r>
-        <w:t xml:space="preserve">free(visited); // </w:t>
-      </w:r>
-      <w:r>
-        <w:rPr>
-          <w:rFonts w:hint="eastAsia"/>
-        </w:rPr>
-        <w:t xml:space="preserve">释放辅助数组</w:t>
-      </w:r>
-      <w:r>
-        <w:t xml:space="preserve"> </w:t>
-      </w:r>
-      <w:r>
-        <w:t xml:space="preserve">return head;</w:t>
-      </w:r>
-    </w:p>
-    <w:p>
-      <w:pPr>
-        <w:pStyle w:val="BodyText"/>
-      </w:pPr>
-      <w:r>
-        <w:t xml:space="preserve">4) </w:t>
-      </w:r>
-      <w:r>
-        <w:rPr>
-          <w:rFonts w:hint="eastAsia"/>
-        </w:rPr>
-        <w:t xml:space="preserve">时间复杂度：O(m)，其中m是链表长度，只需要遍历一次链表。</w:t>
-      </w:r>
-      <w:r>
-        <w:t xml:space="preserve"> </w:t>
-      </w:r>
-      <w:r>
-        <w:rPr>
-          <w:rFonts w:hint="eastAsia"/>
-        </w:rPr>
-        <w:t xml:space="preserve">空间复杂度：O(n)，需要一个大小为n+1的布尔数组来标记绝对值是否出现过。</w:t>
-      </w:r>
-    </w:p>
-    <w:p>
-      <w:pPr>
-        <w:pStyle w:val="BodyText"/>
-      </w:pPr>
-      <w:r>
-        <w:rPr>
-          <w:rFonts w:hint="eastAsia"/>
-          <w:b/>
-          <w:bCs/>
-        </w:rPr>
-        <w:t xml:space="preserve">[问答题]</w:t>
-      </w:r>
-    </w:p>
-    <w:p>
-      <w:pPr>
-        <w:pStyle w:val="BodyText"/>
-      </w:pPr>
-      <w:r>
-        <w:t xml:space="preserve"> </w:t>
-      </w:r>
-      <w:r>
-        <w:rPr>
-          <w:rFonts w:hint="eastAsia"/>
-        </w:rPr>
-        <w:t xml:space="preserve">(8分)已知含有5个顶点的图G如下图所示。</w:t>
-      </w:r>
-      <w:r>
-        <w:br/>
-      </w:r>
-    </w:p>
-    <w:p>
-      <w:pPr>
-        <w:pStyle w:val="Figure"/>
-      </w:pPr>
-      <w:r>
-        <w:drawing>
-          <wp:inline>
-            <wp:extent cx="1600200" cy="894735"/>
-            <wp:effectExtent b="0" l="0" r="0" t="0"/>
-            <wp:docPr descr="" title="" id="20" name="Picture"/>
-            <a:graphic>
-              <a:graphicData uri="http://schemas.openxmlformats.org/drawingml/2006/picture">
-                <pic:pic>
-                  <pic:nvPicPr>
-                    <pic:cNvPr descr="images/5effb22909a8f9f41fae71fa496d27eb42d3d6f98a36725ea6d1691e02daf6c9.jpg" id="21" name="Picture"/>
-                    <pic:cNvPicPr>
-                      <a:picLocks noChangeArrowheads="1" noChangeAspect="1"/>
-                    </pic:cNvPicPr>
-                  </pic:nvPicPr>
-                  <pic:blipFill>
-                    <a:blip r:embed="rId19"/>
                     <a:stretch>
                       <a:fillRect/>
                     </a:stretch>
@@ -4823,7 +5433,18 @@
         <w:rPr>
           <w:rFonts w:hint="eastAsia"/>
         </w:rPr>
-        <w:t xml:space="preserve">图G的邻接矩阵A：</w:t>
+        <w:t xml:space="preserve">图G的邻接矩阵</w:t>
+      </w:r>
+      <m:oMath>
+        <m:r>
+          <m:t>A</m:t>
+        </m:r>
+      </m:oMath>
+      <w:r>
+        <w:rPr>
+          <w:rFonts w:hint="eastAsia"/>
+        </w:rPr>
+        <w:t xml:space="preserve">：</w:t>
       </w:r>
     </w:p>
     <w:p>
@@ -5055,272 +5676,13 @@
         </m:sSup>
       </m:oMath>
       <w:r>
-        <w:rPr>
-          <w:rFonts w:hint="eastAsia"/>
-        </w:rPr>
-        <w:t xml:space="preserve">的计算：</w:t>
-      </w:r>
-    </w:p>
-    <w:p>
-      <w:pPr>
-        <w:pStyle w:val="BodyText"/>
-      </w:pPr>
-      <m:oMathPara>
-        <m:oMathParaPr>
-          <m:jc m:val="center"/>
-        </m:oMathParaPr>
-        <m:oMath>
-          <m:sSup>
-            <m:e>
-              <m:r>
-                <m:t>A</m:t>
-              </m:r>
-            </m:e>
-            <m:sup>
-              <m:r>
-                <m:t>2</m:t>
-              </m:r>
-            </m:sup>
-          </m:sSup>
-          <m:r>
-            <m:rPr>
-              <m:sty m:val="p"/>
-            </m:rPr>
-            <m:t>=</m:t>
-          </m:r>
-          <m:r>
-            <m:t>A</m:t>
-          </m:r>
-          <m:r>
-            <m:rPr>
-              <m:sty m:val="p"/>
-            </m:rPr>
-            <m:t>×</m:t>
-          </m:r>
-          <m:r>
-            <m:t>A</m:t>
-          </m:r>
-          <m:r>
-            <m:rPr>
-              <m:sty m:val="p"/>
-            </m:rPr>
-            <m:t>=</m:t>
-          </m:r>
-          <m:d>
-            <m:dPr>
-              <m:begChr m:val="["/>
-              <m:sepChr m:val=""/>
-              <m:endChr m:val="]"/>
-              <m:grow/>
-            </m:dPr>
-            <m:e>
-              <m:m>
-                <m:mPr>
-                  <m:baseJc m:val="center"/>
-                  <m:plcHide m:val="on"/>
-                  <m:mcs>
-                    <m:mc>
-                      <m:mcPr>
-                        <m:mcJc m:val="center"/>
-                        <m:count m:val="1"/>
-                      </m:mcPr>
-                    </m:mc>
-                    <m:mc>
-                      <m:mcPr>
-                        <m:mcJc m:val="center"/>
-                        <m:count m:val="1"/>
-                      </m:mcPr>
-                    </m:mc>
-                    <m:mc>
-                      <m:mcPr>
-                        <m:mcJc m:val="center"/>
-                        <m:count m:val="1"/>
-                      </m:mcPr>
-                    </m:mc>
-                    <m:mc>
-                      <m:mcPr>
-                        <m:mcJc m:val="center"/>
-                        <m:count m:val="1"/>
-                      </m:mcPr>
-                    </m:mc>
-                    <m:mc>
-                      <m:mcPr>
-                        <m:mcJc m:val="center"/>
-                        <m:count m:val="1"/>
-                      </m:mcPr>
-                    </m:mc>
-                  </m:mcs>
-                </m:mPr>
-                <m:mr>
-                  <m:e>
-                    <m:r>
-                      <m:t>3</m:t>
-                    </m:r>
-                  </m:e>
-                  <m:e>
-                    <m:r>
-                      <m:t>1</m:t>
-                    </m:r>
-                  </m:e>
-                  <m:e>
-                    <m:r>
-                      <m:t>2</m:t>
-                    </m:r>
-                  </m:e>
-                  <m:e>
-                    <m:r>
-                      <m:t>2</m:t>
-                    </m:r>
-                  </m:e>
-                  <m:e>
-                    <m:r>
-                      <m:t>1</m:t>
-                    </m:r>
-                  </m:e>
-                </m:mr>
-                <m:mr>
-                  <m:e>
-                    <m:r>
-                      <m:t>1</m:t>
-                    </m:r>
-                  </m:e>
-                  <m:e>
-                    <m:r>
-                      <m:t>3</m:t>
-                    </m:r>
-                  </m:e>
-                  <m:e>
-                    <m:r>
-                      <m:t>1</m:t>
-                    </m:r>
-                  </m:e>
-                  <m:e>
-                    <m:r>
-                      <m:t>2</m:t>
-                    </m:r>
-                  </m:e>
-                  <m:e>
-                    <m:r>
-                      <m:t>2</m:t>
-                    </m:r>
-                  </m:e>
-                </m:mr>
-                <m:mr>
-                  <m:e>
-                    <m:r>
-                      <m:t>2</m:t>
-                    </m:r>
-                  </m:e>
-                  <m:e>
-                    <m:r>
-                      <m:t>1</m:t>
-                    </m:r>
-                  </m:e>
-                  <m:e>
-                    <m:r>
-                      <m:t>2</m:t>
-                    </m:r>
-                  </m:e>
-                  <m:e>
-                    <m:r>
-                      <m:t>2</m:t>
-                    </m:r>
-                  </m:e>
-                  <m:e>
-                    <m:r>
-                      <m:t>0</m:t>
-                    </m:r>
-                  </m:e>
-                </m:mr>
-                <m:mr>
-                  <m:e>
-                    <m:r>
-                      <m:t>2</m:t>
-                    </m:r>
-                  </m:e>
-                  <m:e>
-                    <m:r>
-                      <m:t>2</m:t>
-                    </m:r>
-                  </m:e>
-                  <m:e>
-                    <m:r>
-                      <m:t>2</m:t>
-                    </m:r>
-                  </m:e>
-                  <m:e>
-                    <m:r>
-                      <m:t>3</m:t>
-                    </m:r>
-                  </m:e>
-                  <m:e>
-                    <m:r>
-                      <m:t>1</m:t>
-                    </m:r>
-                  </m:e>
-                </m:mr>
-                <m:mr>
-                  <m:e>
-                    <m:r>
-                      <m:t>1</m:t>
-                    </m:r>
-                  </m:e>
-                  <m:e>
-                    <m:r>
-                      <m:t>2</m:t>
-                    </m:r>
-                  </m:e>
-                  <m:e>
-                    <m:r>
-                      <m:t>0</m:t>
-                    </m:r>
-                  </m:e>
-                  <m:e>
-                    <m:r>
-                      <m:t>1</m:t>
-                    </m:r>
-                  </m:e>
-                  <m:e>
-                    <m:r>
-                      <m:t>3</m:t>
-                    </m:r>
-                  </m:e>
-                </m:mr>
-              </m:m>
-            </m:e>
-          </m:d>
-        </m:oMath>
-      </m:oMathPara>
-    </w:p>
-    <w:p>
-      <w:pPr>
-        <w:pStyle w:val="FirstParagraph"/>
-      </w:pPr>
-      <w:r>
-        <w:rPr>
-          <w:rFonts w:hint="eastAsia"/>
-        </w:rPr>
-        <w:t xml:space="preserve">矩阵</w:t>
-      </w:r>
-      <m:oMath>
-        <m:sSup>
-          <m:e>
-            <m:r>
-              <m:t>A</m:t>
-            </m:r>
-          </m:e>
-          <m:sup>
-            <m:r>
-              <m:t>2</m:t>
-            </m:r>
-          </m:sup>
-        </m:sSup>
-      </m:oMath>
-      <w:r>
-        <w:rPr>
-          <w:rFonts w:hint="eastAsia"/>
-        </w:rPr>
-        <w:t xml:space="preserve">中位于0行3列元素值的含义是：从顶点0到顶点3长度为2的路径条数。</w:t>
+        <w:t xml:space="preserve"> </w:t>
+      </w:r>
+      <w:r>
+        <w:rPr>
+          <w:rFonts w:hint="eastAsia"/>
+        </w:rPr>
+        <w:t xml:space="preserve">中0行3列元素值为从顶点0到顶点3长度为2的路径条数。</w:t>
       </w:r>
     </w:p>
     <w:p>
@@ -5346,62 +5708,87 @@
             </m:r>
           </m:sup>
         </m:sSup>
+        <m:r>
+          <m:rPr>
+            <m:sty m:val="p"/>
+          </m:rPr>
+          <m:t>[</m:t>
+        </m:r>
+        <m:r>
+          <m:t>i</m:t>
+        </m:r>
+        <m:r>
+          <m:rPr>
+            <m:sty m:val="p"/>
+          </m:rPr>
+          <m:t>]</m:t>
+        </m:r>
+        <m:r>
+          <m:rPr>
+            <m:sty m:val="p"/>
+          </m:rPr>
+          <m:t>[</m:t>
+        </m:r>
+        <m:r>
+          <m:t>j</m:t>
+        </m:r>
+        <m:r>
+          <m:rPr>
+            <m:sty m:val="p"/>
+          </m:rPr>
+          <m:t>]</m:t>
+        </m:r>
+        <m:r>
+          <m:rPr>
+            <m:sty m:val="p"/>
+          </m:rPr>
+          <m:t>≠</m:t>
+        </m:r>
+        <m:r>
+          <m:t>0</m:t>
+        </m:r>
       </m:oMath>
       <w:r>
-        <w:rPr>
-          <w:rFonts w:hint="eastAsia"/>
-        </w:rPr>
-        <w:t xml:space="preserve">中非零元素</w:t>
+        <w:t xml:space="preserve"> </w:t>
+      </w:r>
+      <w:r>
+        <w:rPr>
+          <w:rFonts w:hint="eastAsia"/>
+        </w:rPr>
+        <w:t xml:space="preserve">表示从顶点</w:t>
       </w:r>
       <m:oMath>
-        <m:sSup>
-          <m:e>
-            <m:r>
-              <m:t>B</m:t>
-            </m:r>
-          </m:e>
-          <m:sup>
-            <m:r>
-              <m:t>m</m:t>
-            </m:r>
-          </m:sup>
-        </m:sSup>
-        <m:r>
-          <m:rPr>
-            <m:sty m:val="p"/>
-          </m:rPr>
-          <m:t>[</m:t>
-        </m:r>
         <m:r>
           <m:t>i</m:t>
         </m:r>
-        <m:r>
-          <m:rPr>
-            <m:sty m:val="p"/>
-          </m:rPr>
-          <m:t>]</m:t>
-        </m:r>
-        <m:r>
-          <m:rPr>
-            <m:sty m:val="p"/>
-          </m:rPr>
-          <m:t>[</m:t>
-        </m:r>
+      </m:oMath>
+      <w:r>
+        <w:rPr>
+          <w:rFonts w:hint="eastAsia"/>
+        </w:rPr>
+        <w:t xml:space="preserve">到顶点</w:t>
+      </w:r>
+      <m:oMath>
         <m:r>
           <m:t>j</m:t>
         </m:r>
-        <m:r>
-          <m:rPr>
-            <m:sty m:val="p"/>
-          </m:rPr>
-          <m:t>]</m:t>
-        </m:r>
       </m:oMath>
       <w:r>
         <w:rPr>
           <w:rFonts w:hint="eastAsia"/>
         </w:rPr>
-        <w:t xml:space="preserve">的含义是：从顶点i到顶点j长度为m的路径条数。</w:t>
+        <w:t xml:space="preserve">存在长度为</w:t>
+      </w:r>
+      <m:oMath>
+        <m:r>
+          <m:t>m</m:t>
+        </m:r>
+      </m:oMath>
+      <w:r>
+        <w:rPr>
+          <w:rFonts w:hint="eastAsia"/>
+        </w:rPr>
+        <w:t xml:space="preserve">的路径。</w:t>
       </w:r>
     </w:p>
     <w:p>
@@ -5428,16 +5815,18 @@
         <w:rPr>
           <w:rFonts w:hint="eastAsia"/>
         </w:rPr>
-        <w:t xml:space="preserve">邻接矩阵的幂次有明确的图论意义：</w:t>
-      </w:r>
-      <w:r>
-        <w:t xml:space="preserve"> </w:t>
-      </w:r>
-      <w:r>
-        <w:t xml:space="preserve">-</w:t>
-      </w:r>
-      <w:r>
-        <w:t xml:space="preserve"> </w:t>
+        <w:t xml:space="preserve">邻接矩阵的</w:t>
+      </w:r>
+      <m:oMath>
+        <m:r>
+          <m:t>m</m:t>
+        </m:r>
+      </m:oMath>
+      <w:r>
+        <w:rPr>
+          <w:rFonts w:hint="eastAsia"/>
+        </w:rPr>
+        <w:t xml:space="preserve">次幂</w:t>
       </w:r>
       <m:oMath>
         <m:sSup>
@@ -5448,7 +5837,7 @@
           </m:e>
           <m:sup>
             <m:r>
-              <m:t>k</m:t>
+              <m:t>m</m:t>
             </m:r>
           </m:sup>
         </m:sSup>
@@ -5487,143 +5876,43 @@
         <w:rPr>
           <w:rFonts w:hint="eastAsia"/>
         </w:rPr>
-        <w:t xml:space="preserve">表示从顶点i到顶点j长度为k的路径数</w:t>
-      </w:r>
-      <w:r>
-        <w:t xml:space="preserve"> </w:t>
-      </w:r>
-      <w:r>
-        <w:t xml:space="preserve">- </w:t>
-      </w:r>
-      <w:r>
-        <w:rPr>
-          <w:rFonts w:hint="eastAsia"/>
-        </w:rPr>
-        <w:t xml:space="preserve">特别地，</w:t>
+        <w:t xml:space="preserve">的数值表示从顶点</w:t>
       </w:r>
       <m:oMath>
-        <m:sSup>
-          <m:e>
-            <m:r>
-              <m:t>A</m:t>
-            </m:r>
-          </m:e>
-          <m:sup>
-            <m:r>
-              <m:t>2</m:t>
-            </m:r>
-          </m:sup>
-        </m:sSup>
-        <m:r>
-          <m:rPr>
-            <m:sty m:val="p"/>
-          </m:rPr>
-          <m:t>[</m:t>
-        </m:r>
         <m:r>
           <m:t>i</m:t>
         </m:r>
-        <m:r>
-          <m:rPr>
-            <m:sty m:val="p"/>
-          </m:rPr>
-          <m:t>]</m:t>
-        </m:r>
-        <m:r>
-          <m:rPr>
-            <m:sty m:val="p"/>
-          </m:rPr>
-          <m:t>[</m:t>
-        </m:r>
-        <m:r>
-          <m:t>i</m:t>
-        </m:r>
-        <m:r>
-          <m:rPr>
-            <m:sty m:val="p"/>
-          </m:rPr>
-          <m:t>]</m:t>
-        </m:r>
       </m:oMath>
       <w:r>
         <w:rPr>
           <w:rFonts w:hint="eastAsia"/>
         </w:rPr>
-        <w:t xml:space="preserve">表示顶点i的度数的一半（对于无向图）</w:t>
-      </w:r>
-      <w:r>
-        <w:t xml:space="preserve"> </w:t>
-      </w:r>
-      <w:r>
-        <w:t xml:space="preserve">- </w:t>
-      </w:r>
-      <w:r>
-        <w:rPr>
-          <w:rFonts w:hint="eastAsia"/>
-        </w:rPr>
-        <w:t xml:space="preserve">如果</w:t>
+        <w:t xml:space="preserve">到顶点</w:t>
       </w:r>
       <m:oMath>
-        <m:sSup>
-          <m:e>
-            <m:r>
-              <m:t>A</m:t>
-            </m:r>
-          </m:e>
-          <m:sup>
-            <m:r>
-              <m:t>k</m:t>
-            </m:r>
-          </m:sup>
-        </m:sSup>
-        <m:r>
-          <m:rPr>
-            <m:sty m:val="p"/>
-          </m:rPr>
-          <m:t>[</m:t>
-        </m:r>
-        <m:r>
-          <m:t>i</m:t>
-        </m:r>
-        <m:r>
-          <m:rPr>
-            <m:sty m:val="p"/>
-          </m:rPr>
-          <m:t>]</m:t>
-        </m:r>
-        <m:r>
-          <m:rPr>
-            <m:sty m:val="p"/>
-          </m:rPr>
-          <m:t>[</m:t>
-        </m:r>
         <m:r>
           <m:t>j</m:t>
         </m:r>
-        <m:r>
-          <m:rPr>
-            <m:sty m:val="p"/>
-          </m:rPr>
-          <m:t>]</m:t>
-        </m:r>
-        <m:r>
-          <m:rPr>
-            <m:sty m:val="p"/>
-          </m:rPr>
-          <m:t>≠</m:t>
-        </m:r>
-        <m:r>
-          <m:t>0</m:t>
-        </m:r>
       </m:oMath>
       <w:r>
         <w:rPr>
           <w:rFonts w:hint="eastAsia"/>
         </w:rPr>
-        <w:t xml:space="preserve">，则说明从顶点i到顶点j存在长度为k的路径</w:t>
-      </w:r>
-    </w:p>
-    <w:bookmarkEnd w:id="22"/>
+        <w:t xml:space="preserve">长度恰好为</w:t>
+      </w:r>
+      <m:oMath>
+        <m:r>
+          <m:t>m</m:t>
+        </m:r>
+      </m:oMath>
+      <w:r>
+        <w:rPr>
+          <w:rFonts w:hint="eastAsia"/>
+        </w:rPr>
+        <w:t xml:space="preserve">的路径条数。</w:t>
+      </w:r>
+    </w:p>
+    <w:bookmarkEnd w:id="16"/>
     <w:sectPr>
       <w:footnotePr>
         <w:numRestart w:val="eachSect"/>
